--- a/flow/20230927_hours/triodion-lent/тиждень-7/7-2.docx
+++ b/flow/20230927_hours/triodion-lent/тиждень-7/7-2.docx
@@ -59,56 +59,68 @@
     </w:p>
     <w:p>
       <w:pPr>
-        <w:rPr>
-          <w:rFonts w:ascii="Times New Roman" w:hAnsi="Times New Roman"/>
-          <w:sz w:val="24"/>
-        </w:rPr>
-      </w:pPr>
-      <w:r>
-        <w:rPr>
-          <w:rFonts w:ascii="Times New Roman" w:hAnsi="Times New Roman"/>
-          <w:i/>
-          <w:color w:val="FF0000"/>
-          <w:sz w:val="24"/>
-        </w:rPr>
-        <w:t xml:space="preserve">Вірні: </w:t>
-      </w:r>
-      <w:r>
-        <w:rPr>
-          <w:rFonts w:ascii="Times New Roman" w:hAnsi="Times New Roman"/>
-          <w:sz w:val="24"/>
-        </w:rPr>
-        <w:t>Амінь. Слава тобі, Боже наш, слава тобі.</w:t>
-      </w:r>
-    </w:p>
-    <w:p>
-      <w:pPr>
-        <w:rPr>
-          <w:rFonts w:ascii="Times New Roman" w:hAnsi="Times New Roman"/>
-          <w:sz w:val="24"/>
-        </w:rPr>
-      </w:pPr>
-      <w:r>
-        <w:rPr>
-          <w:rFonts w:ascii="Times New Roman" w:hAnsi="Times New Roman"/>
-          <w:sz w:val="24"/>
-        </w:rPr>
-        <w:t>Царю небесний, утішителю, Душе істини,* що всюди єси і все наповняєш,* скарбе дібр і життя подателю,* прийди і вселися в нас,* і очисти нас від усякої скверни,* і спаси, Благий, душі наші.</w:t>
-      </w:r>
-    </w:p>
-    <w:p>
-      <w:pPr>
-        <w:rPr>
-          <w:rFonts w:ascii="Times New Roman" w:hAnsi="Times New Roman"/>
-          <w:sz w:val="24"/>
-        </w:rPr>
-      </w:pPr>
-      <w:r>
-        <w:rPr>
-          <w:rFonts w:ascii="Times New Roman" w:hAnsi="Times New Roman"/>
-          <w:sz w:val="24"/>
-        </w:rPr>
-        <w:t xml:space="preserve">Святий Боже, святий Кріпкий, святий Безсмертний, помилуй нас </w:t>
+        <w:spacing w:after="120"/>
+      </w:pPr>
+      <w:r>
+        <w:rPr>
+          <w:rFonts w:ascii="Times New Roman" w:hAnsi="Times New Roman"/>
+          <w:i/>
+          <w:color w:val="FF0000"/>
+          <w:sz w:val="24"/>
+        </w:rPr>
+        <w:t>Вірні:</w:t>
+      </w:r>
+      <w:r>
+        <w:rPr>
+          <w:rFonts w:ascii="Times New Roman" w:hAnsi="Times New Roman"/>
+          <w:color w:val="FF0000"/>
+          <w:sz w:val="24"/>
+        </w:rPr>
+        <w:t xml:space="preserve"> </w:t>
+      </w:r>
+      <w:r>
+        <w:rPr>
+          <w:rFonts w:ascii="Times New Roman" w:hAnsi="Times New Roman"/>
+          <w:sz w:val="24"/>
+        </w:rPr>
+        <w:t>Амі́нь.</w:t>
+      </w:r>
+    </w:p>
+    <w:p>
+      <w:pPr>
+        <w:spacing w:after="120"/>
+      </w:pPr>
+      <w:r>
+        <w:rPr>
+          <w:rFonts w:ascii="Times New Roman" w:hAnsi="Times New Roman"/>
+          <w:sz w:val="24"/>
+        </w:rPr>
+        <w:t>Сла́ва Тобі́, Бо́же наш, сла́ва Тобі́.</w:t>
+      </w:r>
+    </w:p>
+    <w:p>
+      <w:pPr>
+        <w:spacing w:after="120"/>
+      </w:pPr>
+      <w:r>
+        <w:rPr>
+          <w:rFonts w:ascii="Times New Roman" w:hAnsi="Times New Roman"/>
+          <w:sz w:val="24"/>
+        </w:rPr>
+        <w:t>Ца́рю небе́сний, утіши́телю, Ду́ше íстини,* що всю́ди єси́ і все наповня́єш,* скарбни́це благ і життя́ пода́телю,* прийди́, і всели́ся в нас,* і очи́сти нас від уся́кої скве́рни,* і спаси́, благи́й, ду́ші на́ші.</w:t>
+      </w:r>
+    </w:p>
+    <w:p>
+      <w:pPr>
+        <w:spacing w:after="120"/>
+        <w:jc w:val="both"/>
+      </w:pPr>
+      <w:r>
+        <w:rPr>
+          <w:rFonts w:ascii="Times New Roman" w:hAnsi="Times New Roman"/>
+          <w:sz w:val="24"/>
+        </w:rPr>
+        <w:t xml:space="preserve">Святий Боже, святий Кріпкий, святий Безсмертний, помилуй нас. </w:t>
       </w:r>
       <w:r>
         <w:rPr>
@@ -119,13 +131,174 @@
         </w:rPr>
         <w:t>(3 р.)</w:t>
       </w:r>
-      <w:r>
-        <w:rPr>
-          <w:rFonts w:ascii="Times New Roman" w:hAnsi="Times New Roman"/>
+    </w:p>
+    <w:p>
+      <w:pPr>
+        <w:rPr>
+          <w:rFonts w:ascii="Times New Roman" w:hAnsi="Times New Roman"/>
+          <w:sz w:val="24"/>
+        </w:rPr>
+      </w:pPr>
+      <w:r>
+        <w:rPr>
+          <w:rFonts w:ascii="Times New Roman" w:hAnsi="Times New Roman"/>
+          <w:sz w:val="24"/>
+        </w:rPr>
+        <w:t>Слава Отцю, і Сину, і Святому Духові,* і нині, і повсякчас, і на віки вічні. Амінь.</w:t>
+      </w:r>
+    </w:p>
+    <w:p>
+      <w:pPr>
+        <w:rPr>
+          <w:rFonts w:ascii="Times New Roman" w:hAnsi="Times New Roman"/>
+          <w:sz w:val="24"/>
+        </w:rPr>
+      </w:pPr>
+      <w:r>
+        <w:rPr>
+          <w:rFonts w:ascii="Times New Roman" w:hAnsi="Times New Roman"/>
+          <w:sz w:val="24"/>
+        </w:rPr>
+        <w:t>Пресвята Тройце, помилуй нас;* Господи, очисти гріхи наші;* Владико, прости беззаконня наші;* Святий, завітай і зціли немочі наші імени твого ради.</w:t>
+      </w:r>
+    </w:p>
+    <w:p>
+      <w:pPr>
+        <w:spacing w:after="120"/>
+        <w:jc w:val="both"/>
+      </w:pPr>
+      <w:r>
+        <w:rPr>
+          <w:rFonts w:ascii="Times New Roman" w:hAnsi="Times New Roman"/>
+          <w:sz w:val="24"/>
+        </w:rPr>
+        <w:t xml:space="preserve">Господи, помилуй. </w:t>
+      </w:r>
+      <w:r>
+        <w:rPr>
+          <w:rFonts w:ascii="Times New Roman" w:hAnsi="Times New Roman"/>
+          <w:i/>
+          <w:color w:val="FF0000"/>
+          <w:sz w:val="24"/>
+        </w:rPr>
+        <w:t>(3 р.)</w:t>
+      </w:r>
+    </w:p>
+    <w:p>
+      <w:pPr>
+        <w:rPr>
+          <w:rFonts w:ascii="Times New Roman" w:hAnsi="Times New Roman"/>
+          <w:sz w:val="24"/>
+        </w:rPr>
+      </w:pPr>
+      <w:r>
+        <w:rPr>
+          <w:rFonts w:ascii="Times New Roman" w:hAnsi="Times New Roman"/>
+          <w:sz w:val="24"/>
+        </w:rPr>
+        <w:t>Слава Отцю, і Сину, і Святому Духові* і нині, і повсякчас, і на віки вічні. Амінь.</w:t>
+      </w:r>
+    </w:p>
+    <w:p>
+      <w:pPr>
+        <w:rPr>
+          <w:rFonts w:ascii="Times New Roman" w:hAnsi="Times New Roman"/>
+          <w:sz w:val="24"/>
+        </w:rPr>
+      </w:pPr>
+      <w:r>
+        <w:rPr>
+          <w:rFonts w:ascii="Times New Roman" w:hAnsi="Times New Roman"/>
+          <w:sz w:val="24"/>
+        </w:rPr>
+        <w:t>Отче наш, що єси на небесах,* нехай святиться ім’я твоє,* нехай прийде царство твоє,* нехай буде воля твоя, як на небі, так і на землі.* Хліб наш насущний дай нам сьогодні,* і прости нам провини наші,* як і ми прощаємо винуватцям нашим,* і не введи нас у спокусу,* але визволи нас від лукавого.</w:t>
+      </w:r>
+    </w:p>
+    <w:p>
+      <w:pPr>
+        <w:rPr>
+          <w:rFonts w:ascii="Times New Roman" w:hAnsi="Times New Roman"/>
+          <w:sz w:val="24"/>
+        </w:rPr>
+      </w:pPr>
+      <w:r>
+        <w:rPr>
+          <w:rFonts w:ascii="Times New Roman" w:hAnsi="Times New Roman"/>
+          <w:i/>
+          <w:color w:val="FF0000"/>
+          <w:sz w:val="24"/>
+        </w:rPr>
+        <w:t>Священик</w:t>
+      </w:r>
+      <w:r>
+        <w:rPr>
+          <w:rFonts w:ascii="Times New Roman" w:hAnsi="Times New Roman"/>
+          <w:color w:val="FF0000"/>
+          <w:sz w:val="24"/>
+        </w:rPr>
+        <w:t xml:space="preserve">: </w:t>
+      </w:r>
+      <w:r>
+        <w:rPr>
+          <w:rFonts w:ascii="Times New Roman" w:hAnsi="Times New Roman"/>
+          <w:sz w:val="24"/>
+        </w:rPr>
+        <w:t>Бо твоє є царство, і сила, і слава, Отця, і Сина, і Святого Духа, нині і повсякчас, і на віки вічні.</w:t>
+      </w:r>
+    </w:p>
+    <w:p>
+      <w:pPr>
+        <w:spacing w:after="120"/>
+        <w:jc w:val="both"/>
+      </w:pPr>
+      <w:r>
+        <w:rPr>
+          <w:rFonts w:ascii="Times New Roman" w:hAnsi="Times New Roman"/>
+          <w:i/>
+          <w:color w:val="FF0000"/>
+          <w:sz w:val="24"/>
+        </w:rPr>
+        <w:t>Вірні:</w:t>
+      </w:r>
+      <w:r>
+        <w:rPr>
+          <w:rFonts w:ascii="Times New Roman" w:hAnsi="Times New Roman"/>
+          <w:color w:val="FF0000"/>
+          <w:sz w:val="24"/>
+        </w:rPr>
+        <w:t xml:space="preserve"> </w:t>
+      </w:r>
+      <w:r>
+        <w:rPr>
+          <w:rFonts w:ascii="Times New Roman" w:hAnsi="Times New Roman"/>
+          <w:sz w:val="24"/>
+        </w:rPr>
+        <w:t>Амінь. Господи, помилуй</w:t>
+      </w:r>
+      <w:r>
+        <w:rPr>
+          <w:rFonts w:ascii="Times New Roman" w:hAnsi="Times New Roman"/>
+          <w:i/>
           <w:sz w:val="24"/>
         </w:rPr>
         <w:t>.</w:t>
       </w:r>
+      <w:r>
+        <w:rPr>
+          <w:rFonts w:ascii="Times New Roman" w:hAnsi="Times New Roman"/>
+          <w:sz w:val="24"/>
+        </w:rPr>
+        <w:t xml:space="preserve"> </w:t>
+      </w:r>
+      <w:r>
+        <w:rPr>
+          <w:rFonts w:ascii="Times New Roman" w:hAnsi="Times New Roman"/>
+          <w:i/>
+          <w:color w:val="FF0000"/>
+          <w:sz w:val="24"/>
+        </w:rPr>
+        <w:t>(12 р.)</w:t>
+      </w:r>
     </w:p>
     <w:p>
       <w:pPr>
@@ -144,210 +317,41 @@
     </w:p>
     <w:p>
       <w:pPr>
-        <w:rPr>
-          <w:rFonts w:ascii="Times New Roman" w:hAnsi="Times New Roman"/>
-          <w:sz w:val="24"/>
-        </w:rPr>
-      </w:pPr>
-      <w:r>
-        <w:rPr>
-          <w:rFonts w:ascii="Times New Roman" w:hAnsi="Times New Roman"/>
-          <w:sz w:val="24"/>
-        </w:rPr>
-        <w:t>Пресвята Тройце, помилуй нас;* Господи, очисти гріхи наші;* Владико, прости беззаконня наші;* Святий, завітай і зціли немочі наші імени твого ради.</w:t>
-      </w:r>
-    </w:p>
-    <w:p>
-      <w:pPr>
-        <w:rPr>
-          <w:rFonts w:ascii="Times New Roman" w:hAnsi="Times New Roman"/>
-          <w:sz w:val="24"/>
-        </w:rPr>
-      </w:pPr>
-      <w:r>
-        <w:rPr>
-          <w:rFonts w:ascii="Times New Roman" w:hAnsi="Times New Roman"/>
-          <w:sz w:val="24"/>
-        </w:rPr>
-        <w:t xml:space="preserve">Господи, помилуй </w:t>
-      </w:r>
-      <w:r>
-        <w:rPr>
-          <w:rFonts w:ascii="Times New Roman" w:hAnsi="Times New Roman"/>
-          <w:i/>
-          <w:color w:val="FF0000"/>
-          <w:sz w:val="24"/>
-        </w:rPr>
-        <w:t>(3 р.)</w:t>
-      </w:r>
-      <w:r>
-        <w:rPr>
-          <w:rFonts w:ascii="Times New Roman" w:hAnsi="Times New Roman"/>
-          <w:sz w:val="24"/>
-        </w:rPr>
-        <w:t>.</w:t>
-      </w:r>
-    </w:p>
-    <w:p>
-      <w:pPr>
-        <w:rPr>
-          <w:rFonts w:ascii="Times New Roman" w:hAnsi="Times New Roman"/>
-          <w:sz w:val="24"/>
-        </w:rPr>
-      </w:pPr>
-      <w:r>
-        <w:rPr>
-          <w:rFonts w:ascii="Times New Roman" w:hAnsi="Times New Roman"/>
-          <w:sz w:val="24"/>
-        </w:rPr>
-        <w:t>Слава Отцю, і Сину, і Святому Духові* і нині, і повсякчас, і на віки вічні. Амінь.</w:t>
-      </w:r>
-    </w:p>
-    <w:p>
-      <w:pPr>
-        <w:rPr>
-          <w:rFonts w:ascii="Times New Roman" w:hAnsi="Times New Roman"/>
-          <w:sz w:val="24"/>
-        </w:rPr>
-      </w:pPr>
-      <w:r>
-        <w:rPr>
-          <w:rFonts w:ascii="Times New Roman" w:hAnsi="Times New Roman"/>
-          <w:sz w:val="24"/>
-        </w:rPr>
-        <w:t>Отче наш, що єси на небесах,* нехай святиться ім’я твоє,* нехай прийде царство твоє,* нехай буде воля твоя, як на небі, так і на землі.* Хліб наш насущний дай нам сьогодні,* і прости нам провини наші,* як і ми прощаємо винуватцям нашим,* і не введи нас у спокусу,* але визволи нас від лукавого.</w:t>
-      </w:r>
-    </w:p>
-    <w:p>
-      <w:pPr>
-        <w:rPr>
-          <w:rFonts w:ascii="Times New Roman" w:hAnsi="Times New Roman"/>
-          <w:sz w:val="24"/>
-        </w:rPr>
-      </w:pPr>
-      <w:r>
-        <w:rPr>
-          <w:rFonts w:ascii="Times New Roman" w:hAnsi="Times New Roman"/>
-          <w:i/>
-          <w:color w:val="FF0000"/>
-          <w:sz w:val="24"/>
-        </w:rPr>
-        <w:t>Священик</w:t>
-      </w:r>
-      <w:r>
-        <w:rPr>
-          <w:rFonts w:ascii="Times New Roman" w:hAnsi="Times New Roman"/>
-          <w:color w:val="FF0000"/>
-          <w:sz w:val="24"/>
-        </w:rPr>
-        <w:t xml:space="preserve">: </w:t>
-      </w:r>
-      <w:r>
-        <w:rPr>
-          <w:rFonts w:ascii="Times New Roman" w:hAnsi="Times New Roman"/>
-          <w:sz w:val="24"/>
-        </w:rPr>
-        <w:t>Бо твоє є царство, і сила, і слава, Отця, і Сина, і Святого Духа, нині і повсякчас, і на віки вічні.</w:t>
-      </w:r>
-    </w:p>
-    <w:p>
-      <w:pPr>
-        <w:rPr>
-          <w:rFonts w:ascii="Times New Roman" w:hAnsi="Times New Roman"/>
-          <w:sz w:val="24"/>
-        </w:rPr>
-      </w:pPr>
-      <w:r>
-        <w:rPr>
-          <w:rFonts w:ascii="Times New Roman" w:hAnsi="Times New Roman"/>
-          <w:i/>
-          <w:color w:val="FF0000"/>
-          <w:sz w:val="24"/>
-        </w:rPr>
-        <w:t xml:space="preserve">Вірні: </w:t>
-      </w:r>
-      <w:r>
-        <w:rPr>
-          <w:rFonts w:ascii="Times New Roman" w:hAnsi="Times New Roman"/>
-          <w:sz w:val="24"/>
-        </w:rPr>
-        <w:t xml:space="preserve">Амінь. Господи, помилуй </w:t>
-      </w:r>
-      <w:r>
-        <w:rPr>
-          <w:rFonts w:ascii="Times New Roman" w:hAnsi="Times New Roman"/>
-          <w:i/>
-          <w:color w:val="FF0000"/>
-          <w:sz w:val="24"/>
-        </w:rPr>
-        <w:t>(12 р.)</w:t>
-      </w:r>
-      <w:r>
-        <w:rPr>
-          <w:rFonts w:ascii="Times New Roman" w:hAnsi="Times New Roman"/>
-          <w:sz w:val="24"/>
-        </w:rPr>
-        <w:t>.</w:t>
-      </w:r>
-    </w:p>
-    <w:p>
-      <w:pPr>
-        <w:rPr>
-          <w:rFonts w:ascii="Times New Roman" w:hAnsi="Times New Roman"/>
-          <w:sz w:val="24"/>
-        </w:rPr>
-      </w:pPr>
-      <w:r>
-        <w:rPr>
-          <w:rFonts w:ascii="Times New Roman" w:hAnsi="Times New Roman"/>
-          <w:sz w:val="24"/>
-        </w:rPr>
-        <w:t>Слава Отцю, і Сину, і Святому Духові,* і нині, і повсякчас, і на віки вічні. Амінь.</w:t>
-      </w:r>
-    </w:p>
-    <w:p>
-      <w:pPr>
-        <w:rPr>
-          <w:rFonts w:ascii="Times New Roman" w:hAnsi="Times New Roman"/>
-          <w:sz w:val="24"/>
-        </w:rPr>
-      </w:pPr>
-      <w:r>
-        <w:rPr>
-          <w:rFonts w:ascii="Times New Roman" w:hAnsi="Times New Roman"/>
-          <w:sz w:val="24"/>
-        </w:rPr>
-        <w:t>Прийдіте, поклонімся* Цареві нашому Богу.</w:t>
-      </w:r>
-    </w:p>
-    <w:p>
-      <w:pPr>
-        <w:rPr>
-          <w:rFonts w:ascii="Times New Roman" w:hAnsi="Times New Roman"/>
-          <w:sz w:val="24"/>
-        </w:rPr>
-      </w:pPr>
-      <w:r>
-        <w:rPr>
-          <w:rFonts w:ascii="Times New Roman" w:hAnsi="Times New Roman"/>
-          <w:sz w:val="24"/>
-        </w:rPr>
-        <w:t>Прийдіте, поклонімся* Христові, Цареві нашому Богу.</w:t>
-      </w:r>
-    </w:p>
-    <w:p>
-      <w:pPr>
-        <w:rPr>
-          <w:rFonts w:ascii="Times New Roman" w:hAnsi="Times New Roman"/>
-          <w:sz w:val="24"/>
-        </w:rPr>
-      </w:pPr>
-      <w:r>
-        <w:rPr>
-          <w:rFonts w:ascii="Times New Roman" w:hAnsi="Times New Roman"/>
-          <w:sz w:val="24"/>
-        </w:rPr>
-        <w:t>Прийдіте, поклонімся і припадім* до самого Господа Ісуса Христа, Царя і Бога нашого.</w:t>
+        <w:spacing w:after="120"/>
+        <w:jc w:val="both"/>
+      </w:pPr>
+      <w:r>
+        <w:rPr>
+          <w:rFonts w:ascii="Times New Roman" w:hAnsi="Times New Roman"/>
+          <w:sz w:val="24"/>
+        </w:rPr>
+        <w:t>Прийді́те, поклоні́мся* царе́ві на́шому – Бо́гу.</w:t>
+      </w:r>
+    </w:p>
+    <w:p>
+      <w:pPr>
+        <w:spacing w:after="120"/>
+        <w:jc w:val="both"/>
+      </w:pPr>
+      <w:r>
+        <w:rPr>
+          <w:rFonts w:ascii="Times New Roman" w:hAnsi="Times New Roman"/>
+          <w:sz w:val="24"/>
+        </w:rPr>
+        <w:t>Прийді́те, поклоні́мся* Христо́ві, царе́ві на́шому – Бо́гу.</w:t>
+      </w:r>
+    </w:p>
+    <w:p>
+      <w:pPr>
+        <w:spacing w:after="120"/>
+        <w:jc w:val="both"/>
+      </w:pPr>
+      <w:r>
+        <w:rPr>
+          <w:rFonts w:ascii="Times New Roman" w:hAnsi="Times New Roman"/>
+          <w:sz w:val="24"/>
+        </w:rPr>
+        <w:t>Прийді́те, поклоні́мся і припаді́м* до само́го Го́спода Ісу́са Христа́ – царя́ і Бо́га на́шого.</w:t>
       </w:r>
     </w:p>
     <w:p>
@@ -1067,17 +1071,15 @@
     </w:p>
     <w:p>
       <w:pPr>
-        <w:rPr>
-          <w:rFonts w:ascii="Times New Roman" w:hAnsi="Times New Roman"/>
-          <w:sz w:val="24"/>
-        </w:rPr>
-      </w:pPr>
-      <w:r>
-        <w:rPr>
-          <w:rFonts w:ascii="Times New Roman" w:hAnsi="Times New Roman"/>
-          <w:sz w:val="24"/>
-        </w:rPr>
-        <w:t xml:space="preserve">Господи, помилуй </w:t>
+        <w:spacing w:after="120"/>
+        <w:jc w:val="both"/>
+      </w:pPr>
+      <w:r>
+        <w:rPr>
+          <w:rFonts w:ascii="Times New Roman" w:hAnsi="Times New Roman"/>
+          <w:sz w:val="24"/>
+        </w:rPr>
+        <w:t xml:space="preserve">Господи, помилуй. </w:t>
       </w:r>
       <w:r>
         <w:rPr>
@@ -1088,13 +1090,6 @@
         </w:rPr>
         <w:t>(3 р.)</w:t>
       </w:r>
-      <w:r>
-        <w:rPr>
-          <w:rFonts w:ascii="Times New Roman" w:hAnsi="Times New Roman"/>
-          <w:sz w:val="24"/>
-        </w:rPr>
-        <w:t>.</w:t>
-      </w:r>
     </w:p>
     <w:p>
       <w:pPr>
@@ -1355,17 +1350,15 @@
     </w:p>
     <w:p>
       <w:pPr>
-        <w:rPr>
-          <w:rFonts w:ascii="Times New Roman" w:hAnsi="Times New Roman"/>
-          <w:sz w:val="24"/>
-        </w:rPr>
-      </w:pPr>
-      <w:r>
-        <w:rPr>
-          <w:rFonts w:ascii="Times New Roman" w:hAnsi="Times New Roman"/>
-          <w:sz w:val="24"/>
-        </w:rPr>
-        <w:t xml:space="preserve">Святий Боже, святий Кріпкий, святий Безсмертний, помилуй нас </w:t>
+        <w:spacing w:after="120"/>
+        <w:jc w:val="both"/>
+      </w:pPr>
+      <w:r>
+        <w:rPr>
+          <w:rFonts w:ascii="Times New Roman" w:hAnsi="Times New Roman"/>
+          <w:sz w:val="24"/>
+        </w:rPr>
+        <w:t xml:space="preserve">Святий Боже, святий Кріпкий, святий Безсмертний, помилуй нас. </w:t>
       </w:r>
       <w:r>
         <w:rPr>
@@ -1376,13 +1369,6 @@
         </w:rPr>
         <w:t>(3 р.)</w:t>
       </w:r>
-      <w:r>
-        <w:rPr>
-          <w:rFonts w:ascii="Times New Roman" w:hAnsi="Times New Roman"/>
-          <w:sz w:val="24"/>
-        </w:rPr>
-        <w:t>.</w:t>
-      </w:r>
     </w:p>
     <w:p>
       <w:pPr>
@@ -1416,17 +1402,15 @@
     </w:p>
     <w:p>
       <w:pPr>
-        <w:rPr>
-          <w:rFonts w:ascii="Times New Roman" w:hAnsi="Times New Roman"/>
-          <w:sz w:val="24"/>
-        </w:rPr>
-      </w:pPr>
-      <w:r>
-        <w:rPr>
-          <w:rFonts w:ascii="Times New Roman" w:hAnsi="Times New Roman"/>
-          <w:sz w:val="24"/>
-        </w:rPr>
-        <w:t xml:space="preserve">Господи, помилуй </w:t>
+        <w:spacing w:after="120"/>
+        <w:jc w:val="both"/>
+      </w:pPr>
+      <w:r>
+        <w:rPr>
+          <w:rFonts w:ascii="Times New Roman" w:hAnsi="Times New Roman"/>
+          <w:sz w:val="24"/>
+        </w:rPr>
+        <w:t xml:space="preserve">Господи, помилуй. </w:t>
       </w:r>
       <w:r>
         <w:rPr>
@@ -1436,13 +1420,6 @@
           <w:sz w:val="24"/>
         </w:rPr>
         <w:t>(3 р.)</w:t>
-      </w:r>
-      <w:r>
-        <w:rPr>
-          <w:rFonts w:ascii="Times New Roman" w:hAnsi="Times New Roman"/>
-          <w:sz w:val="24"/>
-        </w:rPr>
-        <w:t>.</w:t>
       </w:r>
     </w:p>
     <w:p>
@@ -1598,17 +1575,15 @@
     </w:p>
     <w:p>
       <w:pPr>
-        <w:rPr>
-          <w:rFonts w:ascii="Times New Roman" w:hAnsi="Times New Roman"/>
-          <w:sz w:val="24"/>
-        </w:rPr>
-      </w:pPr>
-      <w:r>
-        <w:rPr>
-          <w:rFonts w:ascii="Times New Roman" w:hAnsi="Times New Roman"/>
-          <w:sz w:val="24"/>
-        </w:rPr>
-        <w:t xml:space="preserve">Господи, помилуй </w:t>
+        <w:spacing w:after="120"/>
+        <w:jc w:val="both"/>
+      </w:pPr>
+      <w:r>
+        <w:rPr>
+          <w:rFonts w:ascii="Times New Roman" w:hAnsi="Times New Roman"/>
+          <w:sz w:val="24"/>
+        </w:rPr>
+        <w:t xml:space="preserve">Господи, помилуй. </w:t>
       </w:r>
       <w:r>
         <w:rPr>
@@ -1619,13 +1594,6 @@
         </w:rPr>
         <w:t>(3 р.)</w:t>
       </w:r>
-      <w:r>
-        <w:rPr>
-          <w:rFonts w:ascii="Times New Roman" w:hAnsi="Times New Roman"/>
-          <w:sz w:val="24"/>
-        </w:rPr>
-        <w:t>.</w:t>
-      </w:r>
     </w:p>
     <w:p>
       <w:pPr>
@@ -1853,23 +1821,32 @@
     </w:p>
     <w:p>
       <w:pPr>
-        <w:rPr>
-          <w:rFonts w:ascii="Times New Roman" w:hAnsi="Times New Roman"/>
-          <w:i/>
-          <w:iCs/>
-          <w:color w:val="FF0000"/>
-          <w:sz w:val="24"/>
-        </w:rPr>
-      </w:pPr>
-      <w:r>
-        <w:rPr>
-          <w:rFonts w:ascii="Times New Roman" w:hAnsi="Times New Roman"/>
-          <w:i/>
-          <w:iCs/>
-          <w:color w:val="FF0000"/>
-          <w:sz w:val="24"/>
-        </w:rPr>
-        <w:t>І знову: молитва св. Єфрема і доземний поклін.</w:t>
+        <w:spacing w:after="120"/>
+      </w:pPr>
+      <w:r>
+        <w:rPr>
+          <w:rFonts w:ascii="Times New Roman" w:hAnsi="Times New Roman"/>
+          <w:color w:val="303030"/>
+          <w:sz w:val="24"/>
+        </w:rPr>
+        <w:t xml:space="preserve">Го́споди і Влади́ко життя́ мого́! Духа ліни́вства, недбайли́вости, властолю́б'я і пустомо́вства віджени́ від ме́не. Ду́ха чистоти́, поко́ри, терпели́вости й любо́ви дару́й мені, </w:t>
+      </w:r>
+      <w:r>
+        <w:rPr>
+          <w:rFonts w:ascii="Times New Roman" w:hAnsi="Times New Roman"/>
+          <w:color w:val="303030"/>
+          <w:sz w:val="24"/>
+        </w:rPr>
+        <w:t xml:space="preserve">слузі́ Твоє́му. Так, Го́споди, Ца́рю! Дай мені́ ба́чити гріхи́ мої́ і не осу́джувати бра́та мого́, бо Ти благослове́нний на ві́ки вікі́в. Амі́нь. </w:t>
+      </w:r>
+      <w:r>
+        <w:rPr>
+          <w:rFonts w:ascii="Times New Roman" w:hAnsi="Times New Roman"/>
+          <w:i/>
+          <w:color w:val="FF3333"/>
+          <w:sz w:val="24"/>
+        </w:rPr>
+        <w:t>(Доземний поклін)</w:t>
       </w:r>
     </w:p>
     <w:p>
@@ -1893,17 +1870,15 @@
     </w:p>
     <w:p>
       <w:pPr>
-        <w:rPr>
-          <w:rFonts w:ascii="Times New Roman" w:hAnsi="Times New Roman"/>
-          <w:sz w:val="24"/>
-        </w:rPr>
-      </w:pPr>
-      <w:r>
-        <w:rPr>
-          <w:rFonts w:ascii="Times New Roman" w:hAnsi="Times New Roman"/>
-          <w:sz w:val="24"/>
-        </w:rPr>
-        <w:t xml:space="preserve">Святий Боже, святий Кріпкий, святий Безсмертний, помилуй нас </w:t>
+        <w:spacing w:after="120"/>
+        <w:jc w:val="both"/>
+      </w:pPr>
+      <w:r>
+        <w:rPr>
+          <w:rFonts w:ascii="Times New Roman" w:hAnsi="Times New Roman"/>
+          <w:sz w:val="24"/>
+        </w:rPr>
+        <w:t xml:space="preserve">Святий Боже, святий Кріпкий, святий Безсмертний, помилуй нас. </w:t>
       </w:r>
       <w:r>
         <w:rPr>
@@ -1914,13 +1889,6 @@
         </w:rPr>
         <w:t>(3 р.)</w:t>
       </w:r>
-      <w:r>
-        <w:rPr>
-          <w:rFonts w:ascii="Times New Roman" w:hAnsi="Times New Roman"/>
-          <w:sz w:val="24"/>
-        </w:rPr>
-        <w:t>.</w:t>
-      </w:r>
     </w:p>
     <w:p>
       <w:pPr>
@@ -1954,17 +1922,15 @@
     </w:p>
     <w:p>
       <w:pPr>
-        <w:rPr>
-          <w:rFonts w:ascii="Times New Roman" w:hAnsi="Times New Roman"/>
-          <w:sz w:val="24"/>
-        </w:rPr>
-      </w:pPr>
-      <w:r>
-        <w:rPr>
-          <w:rFonts w:ascii="Times New Roman" w:hAnsi="Times New Roman"/>
-          <w:sz w:val="24"/>
-        </w:rPr>
-        <w:t xml:space="preserve">Господи, помилуй </w:t>
+        <w:spacing w:after="120"/>
+        <w:jc w:val="both"/>
+      </w:pPr>
+      <w:r>
+        <w:rPr>
+          <w:rFonts w:ascii="Times New Roman" w:hAnsi="Times New Roman"/>
+          <w:sz w:val="24"/>
+        </w:rPr>
+        <w:t xml:space="preserve">Господи, помилуй. </w:t>
       </w:r>
       <w:r>
         <w:rPr>
@@ -1974,13 +1940,6 @@
           <w:sz w:val="24"/>
         </w:rPr>
         <w:t>(3 р.)</w:t>
-      </w:r>
-      <w:r>
-        <w:rPr>
-          <w:rFonts w:ascii="Times New Roman" w:hAnsi="Times New Roman"/>
-          <w:sz w:val="24"/>
-        </w:rPr>
-        <w:t>.</w:t>
       </w:r>
     </w:p>
     <w:p>
@@ -2182,26 +2141,32 @@
     </w:p>
     <w:p>
       <w:pPr>
-        <w:rPr>
-          <w:rFonts w:ascii="Times New Roman" w:hAnsi="Times New Roman"/>
-          <w:sz w:val="24"/>
-        </w:rPr>
-      </w:pPr>
-      <w:r>
-        <w:rPr>
-          <w:rFonts w:ascii="Times New Roman" w:hAnsi="Times New Roman"/>
-          <w:i/>
-          <w:color w:val="FF0000"/>
-          <w:sz w:val="24"/>
-        </w:rPr>
-        <w:t xml:space="preserve">Священик: </w:t>
-      </w:r>
-      <w:r>
-        <w:rPr>
-          <w:rFonts w:ascii="Times New Roman" w:hAnsi="Times New Roman"/>
-          <w:sz w:val="24"/>
-        </w:rPr>
-        <w:t>Слава тобі, Христе Боже, надіє наша, слава тобі!</w:t>
+        <w:spacing w:after="120"/>
+        <w:jc w:val="both"/>
+      </w:pPr>
+      <w:r>
+        <w:rPr>
+          <w:rFonts w:ascii="Times New Roman" w:hAnsi="Times New Roman"/>
+          <w:i/>
+          <w:color w:val="FF0000"/>
+          <w:sz w:val="24"/>
+        </w:rPr>
+        <w:t>Священик:</w:t>
+      </w:r>
+      <w:r>
+        <w:rPr>
+          <w:rFonts w:ascii="Times New Roman" w:hAnsi="Times New Roman"/>
+          <w:color w:val="FF0000"/>
+          <w:sz w:val="24"/>
+        </w:rPr>
+        <w:t xml:space="preserve"> </w:t>
+      </w:r>
+      <w:r>
+        <w:rPr>
+          <w:rFonts w:ascii="Times New Roman" w:hAnsi="Times New Roman"/>
+          <w:sz w:val="24"/>
+        </w:rPr>
+        <w:t>Слава тобі, Христе Боже, уповання наше, слава тобі!</w:t>
       </w:r>
     </w:p>
     <w:p>
@@ -2366,6 +2331,187 @@
     </w:p>
     <w:p>
       <w:pPr>
+        <w:spacing w:after="120"/>
+      </w:pPr>
+      <w:r>
+        <w:rPr>
+          <w:rFonts w:ascii="Times New Roman" w:hAnsi="Times New Roman"/>
+          <w:i/>
+          <w:color w:val="FF0000"/>
+          <w:sz w:val="24"/>
+        </w:rPr>
+        <w:t>Вірні:</w:t>
+      </w:r>
+      <w:r>
+        <w:rPr>
+          <w:rFonts w:ascii="Times New Roman" w:hAnsi="Times New Roman"/>
+          <w:color w:val="FF0000"/>
+          <w:sz w:val="24"/>
+        </w:rPr>
+        <w:t xml:space="preserve"> </w:t>
+      </w:r>
+      <w:r>
+        <w:rPr>
+          <w:rFonts w:ascii="Times New Roman" w:hAnsi="Times New Roman"/>
+          <w:sz w:val="24"/>
+        </w:rPr>
+        <w:t>Амі́нь.</w:t>
+      </w:r>
+    </w:p>
+    <w:p>
+      <w:pPr>
+        <w:spacing w:after="120"/>
+      </w:pPr>
+      <w:r>
+        <w:rPr>
+          <w:rFonts w:ascii="Times New Roman" w:hAnsi="Times New Roman"/>
+          <w:sz w:val="24"/>
+        </w:rPr>
+        <w:t>Сла́ва Тобі́, Бо́же наш, сла́ва Тобі́.</w:t>
+      </w:r>
+    </w:p>
+    <w:p>
+      <w:pPr>
+        <w:spacing w:after="120"/>
+      </w:pPr>
+      <w:r>
+        <w:rPr>
+          <w:rFonts w:ascii="Times New Roman" w:hAnsi="Times New Roman"/>
+          <w:sz w:val="24"/>
+        </w:rPr>
+        <w:t>Ца́рю небе́сний, утіши́телю, Ду́ше íстини,* що всю́ди єси́ і все наповня́єш,* скарбни́це благ і життя́ пода́телю,* прийди́, і всели́ся в нас,* і очи́сти нас від уся́кої скве́рни,* і спаси́, благи́й, ду́ші на́ші.</w:t>
+      </w:r>
+    </w:p>
+    <w:p>
+      <w:pPr>
+        <w:spacing w:after="120"/>
+        <w:jc w:val="both"/>
+      </w:pPr>
+      <w:r>
+        <w:rPr>
+          <w:rFonts w:ascii="Times New Roman" w:hAnsi="Times New Roman"/>
+          <w:sz w:val="24"/>
+        </w:rPr>
+        <w:t xml:space="preserve">Святий Боже, святий Кріпкий, святий Безсмертний, помилуй нас. </w:t>
+      </w:r>
+      <w:r>
+        <w:rPr>
+          <w:rFonts w:ascii="Times New Roman" w:hAnsi="Times New Roman"/>
+          <w:i/>
+          <w:color w:val="FF0000"/>
+          <w:sz w:val="24"/>
+        </w:rPr>
+        <w:t>(3 р.)</w:t>
+      </w:r>
+    </w:p>
+    <w:p>
+      <w:pPr>
+        <w:rPr>
+          <w:rFonts w:ascii="Times New Roman" w:hAnsi="Times New Roman"/>
+          <w:sz w:val="24"/>
+        </w:rPr>
+      </w:pPr>
+      <w:r>
+        <w:rPr>
+          <w:rFonts w:ascii="Times New Roman" w:hAnsi="Times New Roman"/>
+          <w:sz w:val="24"/>
+        </w:rPr>
+        <w:t>Слава Отцю, і Сину, і Святому Духові,* і нині і повсякчас, і на віки вічні. Амінь.</w:t>
+      </w:r>
+    </w:p>
+    <w:p>
+      <w:pPr>
+        <w:rPr>
+          <w:rFonts w:ascii="Times New Roman" w:hAnsi="Times New Roman"/>
+          <w:sz w:val="24"/>
+        </w:rPr>
+      </w:pPr>
+      <w:r>
+        <w:rPr>
+          <w:rFonts w:ascii="Times New Roman" w:hAnsi="Times New Roman"/>
+          <w:sz w:val="24"/>
+        </w:rPr>
+        <w:t>Пресвята Тройце, помилуй нас;* Господи, очисти гріхи наші;* Владико, прости беззаконня наші;* Святий, завітай і зціли немочі наші імени твого ради.</w:t>
+      </w:r>
+    </w:p>
+    <w:p>
+      <w:pPr>
+        <w:spacing w:after="120"/>
+        <w:jc w:val="both"/>
+      </w:pPr>
+      <w:r>
+        <w:rPr>
+          <w:rFonts w:ascii="Times New Roman" w:hAnsi="Times New Roman"/>
+          <w:sz w:val="24"/>
+        </w:rPr>
+        <w:t xml:space="preserve">Господи, помилуй. </w:t>
+      </w:r>
+      <w:r>
+        <w:rPr>
+          <w:rFonts w:ascii="Times New Roman" w:hAnsi="Times New Roman"/>
+          <w:i/>
+          <w:color w:val="FF0000"/>
+          <w:sz w:val="24"/>
+        </w:rPr>
+        <w:t>(3 р.)</w:t>
+      </w:r>
+    </w:p>
+    <w:p>
+      <w:pPr>
+        <w:rPr>
+          <w:rFonts w:ascii="Times New Roman" w:hAnsi="Times New Roman"/>
+          <w:sz w:val="24"/>
+        </w:rPr>
+      </w:pPr>
+      <w:r>
+        <w:rPr>
+          <w:rFonts w:ascii="Times New Roman" w:hAnsi="Times New Roman"/>
+          <w:sz w:val="24"/>
+        </w:rPr>
+        <w:t>Слава Отцю, і Сину, і Святому Духові,* і нині і повсякчас, і на віки вічні. Амінь.</w:t>
+      </w:r>
+    </w:p>
+    <w:p>
+      <w:pPr>
+        <w:rPr>
+          <w:rFonts w:ascii="Times New Roman" w:hAnsi="Times New Roman"/>
+          <w:sz w:val="24"/>
+        </w:rPr>
+      </w:pPr>
+      <w:r>
+        <w:rPr>
+          <w:rFonts w:ascii="Times New Roman" w:hAnsi="Times New Roman"/>
+          <w:sz w:val="24"/>
+        </w:rPr>
+        <w:t>Отче наш, що єси на небесах,* нехай святиться ім’я твоє,* нехай прийде царство твоє,* нехай буде воля твоя, як на небі, так і на землі.* Хліб наш насущний дай нам сьогодні,* і прости нам провини наші,* як і ми прощаємо винуватцям нашим,* і не введи нас у спокусу,* але визволи нас від лукавого.</w:t>
+      </w:r>
+    </w:p>
+    <w:p>
+      <w:pPr>
+        <w:rPr>
+          <w:rFonts w:ascii="Times New Roman" w:hAnsi="Times New Roman"/>
+          <w:sz w:val="24"/>
+        </w:rPr>
+      </w:pPr>
+      <w:r>
+        <w:rPr>
+          <w:rFonts w:ascii="Times New Roman" w:hAnsi="Times New Roman"/>
+          <w:i/>
+          <w:color w:val="FF0000"/>
+          <w:sz w:val="24"/>
+        </w:rPr>
+        <w:t xml:space="preserve">Священик: </w:t>
+      </w:r>
+      <w:r>
+        <w:rPr>
+          <w:rFonts w:ascii="Times New Roman" w:hAnsi="Times New Roman"/>
+          <w:sz w:val="24"/>
+        </w:rPr>
+        <w:t>Бо твоє є царство, і сила, і слава, Отця, і Сина, і Святого Духа, нині і повсякчас, і на віки вічні.</w:t>
+      </w:r>
+    </w:p>
+    <w:p>
+      <w:pPr>
         <w:rPr>
           <w:rFonts w:ascii="Times New Roman" w:hAnsi="Times New Roman"/>
           <w:sz w:val="24"/>
@@ -2385,46 +2531,31 @@
           <w:rFonts w:ascii="Times New Roman" w:hAnsi="Times New Roman"/>
           <w:sz w:val="24"/>
         </w:rPr>
-        <w:t>Амінь. Слава тобі, Боже наш, слава тобі.</w:t>
-      </w:r>
-    </w:p>
-    <w:p>
-      <w:pPr>
-        <w:rPr>
-          <w:rFonts w:ascii="Times New Roman" w:hAnsi="Times New Roman"/>
-          <w:sz w:val="24"/>
-        </w:rPr>
-      </w:pPr>
-      <w:r>
-        <w:rPr>
-          <w:rFonts w:ascii="Times New Roman" w:hAnsi="Times New Roman"/>
-          <w:sz w:val="24"/>
-        </w:rPr>
-        <w:t>Царю небесний, утішителю, Душе істини,* що всюди єси і все наповняєш,* скарбе дібр і життя подателю,* прийди і вселися в нас,* і очисти нас від усякої скверни,* і спаси, Благий, душі наші.</w:t>
-      </w:r>
-    </w:p>
-    <w:p>
-      <w:pPr>
-        <w:rPr>
-          <w:rFonts w:ascii="Times New Roman" w:hAnsi="Times New Roman"/>
-          <w:sz w:val="24"/>
-        </w:rPr>
-      </w:pPr>
-      <w:r>
-        <w:rPr>
-          <w:rFonts w:ascii="Times New Roman" w:hAnsi="Times New Roman"/>
-          <w:sz w:val="24"/>
-        </w:rPr>
-        <w:t xml:space="preserve">Святий Боже, святий Кріпкий, святий Безсмертний, помилуй нас </w:t>
-      </w:r>
-      <w:r>
-        <w:rPr>
-          <w:rFonts w:ascii="Times New Roman" w:hAnsi="Times New Roman"/>
-          <w:i/>
-          <w:color w:val="FF0000"/>
-          <w:sz w:val="24"/>
-        </w:rPr>
-        <w:t>(3 р.)</w:t>
+        <w:t>Амінь.</w:t>
+      </w:r>
+    </w:p>
+    <w:p>
+      <w:pPr>
+        <w:rPr>
+          <w:rFonts w:ascii="Times New Roman" w:hAnsi="Times New Roman"/>
+          <w:sz w:val="24"/>
+        </w:rPr>
+      </w:pPr>
+      <w:r>
+        <w:rPr>
+          <w:rFonts w:ascii="Times New Roman" w:hAnsi="Times New Roman"/>
+          <w:sz w:val="24"/>
+        </w:rPr>
+        <w:t xml:space="preserve">Господи, помилуй </w:t>
+      </w:r>
+      <w:r>
+        <w:rPr>
+          <w:rFonts w:ascii="Times New Roman" w:hAnsi="Times New Roman"/>
+          <w:i/>
+          <w:color w:val="FF0000"/>
+          <w:sz w:val="24"/>
+        </w:rPr>
+        <w:t>(12 р.)</w:t>
       </w:r>
       <w:r>
         <w:rPr>
@@ -2451,217 +2582,41 @@
     </w:p>
     <w:p>
       <w:pPr>
-        <w:rPr>
-          <w:rFonts w:ascii="Times New Roman" w:hAnsi="Times New Roman"/>
-          <w:sz w:val="24"/>
-        </w:rPr>
-      </w:pPr>
-      <w:r>
-        <w:rPr>
-          <w:rFonts w:ascii="Times New Roman" w:hAnsi="Times New Roman"/>
-          <w:sz w:val="24"/>
-        </w:rPr>
-        <w:t>Пресвята Тройце, помилуй нас;* Господи, очисти гріхи наші;* Владико, прости беззаконня наші;* Святий, завітай і зціли немочі наші імени твого ради.</w:t>
-      </w:r>
-    </w:p>
-    <w:p>
-      <w:pPr>
-        <w:rPr>
-          <w:rFonts w:ascii="Times New Roman" w:hAnsi="Times New Roman"/>
-          <w:sz w:val="24"/>
-        </w:rPr>
-      </w:pPr>
-      <w:r>
-        <w:rPr>
-          <w:rFonts w:ascii="Times New Roman" w:hAnsi="Times New Roman"/>
-          <w:sz w:val="24"/>
-        </w:rPr>
-        <w:t xml:space="preserve">Господи, помилуй </w:t>
-      </w:r>
-      <w:r>
-        <w:rPr>
-          <w:rFonts w:ascii="Times New Roman" w:hAnsi="Times New Roman"/>
-          <w:i/>
-          <w:color w:val="FF0000"/>
-          <w:sz w:val="24"/>
-        </w:rPr>
-        <w:t>(3 р.)</w:t>
-      </w:r>
-      <w:r>
-        <w:rPr>
-          <w:rFonts w:ascii="Times New Roman" w:hAnsi="Times New Roman"/>
-          <w:sz w:val="24"/>
-        </w:rPr>
-        <w:t>.</w:t>
-      </w:r>
-    </w:p>
-    <w:p>
-      <w:pPr>
-        <w:rPr>
-          <w:rFonts w:ascii="Times New Roman" w:hAnsi="Times New Roman"/>
-          <w:sz w:val="24"/>
-        </w:rPr>
-      </w:pPr>
-      <w:r>
-        <w:rPr>
-          <w:rFonts w:ascii="Times New Roman" w:hAnsi="Times New Roman"/>
-          <w:sz w:val="24"/>
-        </w:rPr>
-        <w:t>Слава Отцю, і Сину, і Святому Духові,* і нині і повсякчас, і на віки вічні. Амінь.</w:t>
-      </w:r>
-    </w:p>
-    <w:p>
-      <w:pPr>
-        <w:rPr>
-          <w:rFonts w:ascii="Times New Roman" w:hAnsi="Times New Roman"/>
-          <w:sz w:val="24"/>
-        </w:rPr>
-      </w:pPr>
-      <w:r>
-        <w:rPr>
-          <w:rFonts w:ascii="Times New Roman" w:hAnsi="Times New Roman"/>
-          <w:sz w:val="24"/>
-        </w:rPr>
-        <w:t>Отче наш, що єси на небесах,* нехай святиться ім’я твоє,* нехай прийде царство твоє,* нехай буде воля твоя, як на небі, так і на землі.* Хліб наш насущний дай нам сьогодні,* і прости нам провини наші,* як і ми прощаємо винуватцям нашим,* і не введи нас у спокусу,* але визволи нас від лукавого.</w:t>
-      </w:r>
-    </w:p>
-    <w:p>
-      <w:pPr>
-        <w:rPr>
-          <w:rFonts w:ascii="Times New Roman" w:hAnsi="Times New Roman"/>
-          <w:sz w:val="24"/>
-        </w:rPr>
-      </w:pPr>
-      <w:r>
-        <w:rPr>
-          <w:rFonts w:ascii="Times New Roman" w:hAnsi="Times New Roman"/>
-          <w:i/>
-          <w:color w:val="FF0000"/>
-          <w:sz w:val="24"/>
-        </w:rPr>
-        <w:t xml:space="preserve">Священик: </w:t>
-      </w:r>
-      <w:r>
-        <w:rPr>
-          <w:rFonts w:ascii="Times New Roman" w:hAnsi="Times New Roman"/>
-          <w:sz w:val="24"/>
-        </w:rPr>
-        <w:t>Бо твоє є царство, і сила, і слава, Отця, і Сина, і Святого Духа, нині і повсякчас, і на віки вічні.</w:t>
-      </w:r>
-    </w:p>
-    <w:p>
-      <w:pPr>
-        <w:rPr>
-          <w:rFonts w:ascii="Times New Roman" w:hAnsi="Times New Roman"/>
-          <w:sz w:val="24"/>
-        </w:rPr>
-      </w:pPr>
-      <w:r>
-        <w:rPr>
-          <w:rFonts w:ascii="Times New Roman" w:hAnsi="Times New Roman"/>
-          <w:i/>
-          <w:color w:val="FF0000"/>
-          <w:sz w:val="24"/>
-        </w:rPr>
-        <w:t xml:space="preserve">Вірні: </w:t>
-      </w:r>
-      <w:r>
-        <w:rPr>
-          <w:rFonts w:ascii="Times New Roman" w:hAnsi="Times New Roman"/>
-          <w:sz w:val="24"/>
-        </w:rPr>
-        <w:t>Амінь.</w:t>
-      </w:r>
-    </w:p>
-    <w:p>
-      <w:pPr>
-        <w:rPr>
-          <w:rFonts w:ascii="Times New Roman" w:hAnsi="Times New Roman"/>
-          <w:sz w:val="24"/>
-        </w:rPr>
-      </w:pPr>
-      <w:r>
-        <w:rPr>
-          <w:rFonts w:ascii="Times New Roman" w:hAnsi="Times New Roman"/>
-          <w:sz w:val="24"/>
-        </w:rPr>
-        <w:t xml:space="preserve">Господи, помилуй </w:t>
-      </w:r>
-      <w:r>
-        <w:rPr>
-          <w:rFonts w:ascii="Times New Roman" w:hAnsi="Times New Roman"/>
-          <w:i/>
-          <w:color w:val="FF0000"/>
-          <w:sz w:val="24"/>
-        </w:rPr>
-        <w:t>(12 р.)</w:t>
-      </w:r>
-      <w:r>
-        <w:rPr>
-          <w:rFonts w:ascii="Times New Roman" w:hAnsi="Times New Roman"/>
-          <w:sz w:val="24"/>
-        </w:rPr>
-        <w:t>.</w:t>
-      </w:r>
-    </w:p>
-    <w:p>
-      <w:pPr>
-        <w:rPr>
-          <w:rFonts w:ascii="Times New Roman" w:hAnsi="Times New Roman"/>
-          <w:sz w:val="24"/>
-        </w:rPr>
-      </w:pPr>
-      <w:r>
-        <w:rPr>
-          <w:rFonts w:ascii="Times New Roman" w:hAnsi="Times New Roman"/>
-          <w:sz w:val="24"/>
-        </w:rPr>
-        <w:t>Слава Отцю, і Сину, і Святому Духові,* і нині і повсякчас, і на віки вічні. Амінь.</w:t>
-      </w:r>
-    </w:p>
-    <w:p>
-      <w:pPr>
-        <w:rPr>
-          <w:rFonts w:ascii="Times New Roman" w:hAnsi="Times New Roman"/>
-          <w:sz w:val="24"/>
-        </w:rPr>
-      </w:pPr>
-      <w:r>
-        <w:rPr>
-          <w:rFonts w:ascii="Times New Roman" w:hAnsi="Times New Roman"/>
-          <w:sz w:val="24"/>
-        </w:rPr>
-        <w:t>Прийдіте, поклонімся* Цареві нашому Богу.</w:t>
-      </w:r>
-    </w:p>
-    <w:p>
-      <w:pPr>
-        <w:rPr>
-          <w:rFonts w:ascii="Times New Roman" w:hAnsi="Times New Roman"/>
-          <w:sz w:val="24"/>
-        </w:rPr>
-      </w:pPr>
-      <w:r>
-        <w:rPr>
-          <w:rFonts w:ascii="Times New Roman" w:hAnsi="Times New Roman"/>
-          <w:sz w:val="24"/>
-        </w:rPr>
-        <w:t>Прийдіте, поклонімся* Христові, Цареві нашому Богу.</w:t>
-      </w:r>
-    </w:p>
-    <w:p>
-      <w:pPr>
-        <w:rPr>
-          <w:rFonts w:ascii="Times New Roman" w:hAnsi="Times New Roman"/>
-          <w:sz w:val="24"/>
-        </w:rPr>
-      </w:pPr>
-      <w:r>
-        <w:rPr>
-          <w:rFonts w:ascii="Times New Roman" w:hAnsi="Times New Roman"/>
-          <w:sz w:val="24"/>
-        </w:rPr>
-        <w:t>Прийдіте, поклонімся і припадім* до самого Господа Ісуса Христа, Царя і Бога нашого.</w:t>
+        <w:spacing w:after="120"/>
+        <w:jc w:val="both"/>
+      </w:pPr>
+      <w:r>
+        <w:rPr>
+          <w:rFonts w:ascii="Times New Roman" w:hAnsi="Times New Roman"/>
+          <w:sz w:val="24"/>
+        </w:rPr>
+        <w:t>Прийді́те, поклоні́мся* царе́ві на́шому – Бо́гу.</w:t>
+      </w:r>
+    </w:p>
+    <w:p>
+      <w:pPr>
+        <w:spacing w:after="120"/>
+        <w:jc w:val="both"/>
+      </w:pPr>
+      <w:r>
+        <w:rPr>
+          <w:rFonts w:ascii="Times New Roman" w:hAnsi="Times New Roman"/>
+          <w:sz w:val="24"/>
+        </w:rPr>
+        <w:t>Прийді́те, поклоні́мся* Христо́ві, царе́ві на́шому – Бо́гу.</w:t>
+      </w:r>
+    </w:p>
+    <w:p>
+      <w:pPr>
+        <w:spacing w:after="120"/>
+        <w:jc w:val="both"/>
+      </w:pPr>
+      <w:r>
+        <w:rPr>
+          <w:rFonts w:ascii="Times New Roman" w:hAnsi="Times New Roman"/>
+          <w:sz w:val="24"/>
+        </w:rPr>
+        <w:t>Прийді́те, поклоні́мся і припаді́м* до само́го Го́спода Ісу́са Христа́ – царя́ і Бо́га на́шого.</w:t>
       </w:r>
     </w:p>
     <w:p>
@@ -3653,17 +3608,15 @@
     </w:p>
     <w:p>
       <w:pPr>
-        <w:rPr>
-          <w:rFonts w:ascii="Times New Roman" w:hAnsi="Times New Roman"/>
-          <w:sz w:val="24"/>
-        </w:rPr>
-      </w:pPr>
-      <w:r>
-        <w:rPr>
-          <w:rFonts w:ascii="Times New Roman" w:hAnsi="Times New Roman"/>
-          <w:sz w:val="24"/>
-        </w:rPr>
-        <w:t xml:space="preserve">Господи, помилуй </w:t>
+        <w:spacing w:after="120"/>
+        <w:jc w:val="both"/>
+      </w:pPr>
+      <w:r>
+        <w:rPr>
+          <w:rFonts w:ascii="Times New Roman" w:hAnsi="Times New Roman"/>
+          <w:sz w:val="24"/>
+        </w:rPr>
+        <w:t xml:space="preserve">Господи, помилуй. </w:t>
       </w:r>
       <w:r>
         <w:rPr>
@@ -3673,13 +3626,6 @@
           <w:sz w:val="24"/>
         </w:rPr>
         <w:t>(3 р.)</w:t>
-      </w:r>
-      <w:r>
-        <w:rPr>
-          <w:rFonts w:ascii="Times New Roman" w:hAnsi="Times New Roman"/>
-          <w:sz w:val="24"/>
-        </w:rPr>
-        <w:t>.</w:t>
       </w:r>
     </w:p>
     <w:p>
@@ -3884,7 +3830,7 @@
         <w:rPr>
           <w:lang w:val="uk-UA"/>
         </w:rPr>
-        <w:t> Щоб сподобилися ми слухання святого Євангелія, Господа Бога молім.</w:t>
+        <w:t xml:space="preserve"> Щоб сподобилися ми слухання святого Євангелія, Господа Бога молім.</w:t>
       </w:r>
     </w:p>
     <w:p>
@@ -3909,7 +3855,7 @@
         <w:rPr>
           <w:lang w:val="uk-UA"/>
         </w:rPr>
-        <w:t> Господи, помилуй </w:t>
+        <w:t xml:space="preserve"> Господи, помилуй </w:t>
       </w:r>
       <w:r>
         <w:rPr>
@@ -3950,7 +3896,7 @@
         <w:rPr>
           <w:lang w:val="uk-UA"/>
         </w:rPr>
-        <w:t> Мир всім.</w:t>
+        <w:t xml:space="preserve"> Мир всім.</w:t>
       </w:r>
     </w:p>
     <w:p>
@@ -3975,7 +3921,7 @@
         <w:rPr>
           <w:lang w:val="uk-UA"/>
         </w:rPr>
-        <w:t> І духові твоєму.</w:t>
+        <w:t xml:space="preserve"> І духові твоєму.</w:t>
       </w:r>
     </w:p>
     <w:p>
@@ -4000,7 +3946,7 @@
         <w:rPr>
           <w:lang w:val="uk-UA"/>
         </w:rPr>
-        <w:t> Премудрість, прості, вислухаймо святого Євангелія.</w:t>
+        <w:t xml:space="preserve"> Премудрість, прості, вислухаймо святого Євангелія.</w:t>
       </w:r>
     </w:p>
     <w:p>
@@ -4025,7 +3971,7 @@
         <w:rPr>
           <w:lang w:val="uk-UA"/>
         </w:rPr>
-        <w:t> Від Марка святого Євангелія читання.</w:t>
+        <w:t xml:space="preserve"> Від Марка святого Євангелія читання.</w:t>
       </w:r>
     </w:p>
     <w:p>
@@ -4050,7 +3996,7 @@
         <w:rPr>
           <w:lang w:val="uk-UA"/>
         </w:rPr>
-        <w:t> Слава Тобі, Господи, слава Тобі.</w:t>
+        <w:t xml:space="preserve"> Слава Тобі, Господи, слава Тобі.</w:t>
       </w:r>
     </w:p>
     <w:p>
@@ -4075,7 +4021,7 @@
         <w:rPr>
           <w:lang w:val="uk-UA"/>
         </w:rPr>
-        <w:t> Будьмо уважні.</w:t>
+        <w:t xml:space="preserve"> Будьмо уважні.</w:t>
       </w:r>
     </w:p>
     <w:p>
@@ -4406,17 +4352,15 @@
     </w:p>
     <w:p>
       <w:pPr>
-        <w:rPr>
-          <w:rFonts w:ascii="Times New Roman" w:hAnsi="Times New Roman"/>
-          <w:sz w:val="24"/>
-        </w:rPr>
-      </w:pPr>
-      <w:r>
-        <w:rPr>
-          <w:rFonts w:ascii="Times New Roman" w:hAnsi="Times New Roman"/>
-          <w:sz w:val="24"/>
-        </w:rPr>
-        <w:t xml:space="preserve">Святий Боже, святий Кріпкий, святий Безсмертний, помилуй нас </w:t>
+        <w:spacing w:after="120"/>
+        <w:jc w:val="both"/>
+      </w:pPr>
+      <w:r>
+        <w:rPr>
+          <w:rFonts w:ascii="Times New Roman" w:hAnsi="Times New Roman"/>
+          <w:sz w:val="24"/>
+        </w:rPr>
+        <w:t xml:space="preserve">Святий Боже, святий Кріпкий, святий Безсмертний, помилуй нас. </w:t>
       </w:r>
       <w:r>
         <w:rPr>
@@ -4427,13 +4371,6 @@
         </w:rPr>
         <w:t>(3 р.)</w:t>
       </w:r>
-      <w:r>
-        <w:rPr>
-          <w:rFonts w:ascii="Times New Roman" w:hAnsi="Times New Roman"/>
-          <w:sz w:val="24"/>
-        </w:rPr>
-        <w:t>.</w:t>
-      </w:r>
     </w:p>
     <w:p>
       <w:pPr>
@@ -4467,17 +4404,15 @@
     </w:p>
     <w:p>
       <w:pPr>
-        <w:rPr>
-          <w:rFonts w:ascii="Times New Roman" w:hAnsi="Times New Roman"/>
-          <w:sz w:val="24"/>
-        </w:rPr>
-      </w:pPr>
-      <w:r>
-        <w:rPr>
-          <w:rFonts w:ascii="Times New Roman" w:hAnsi="Times New Roman"/>
-          <w:sz w:val="24"/>
-        </w:rPr>
-        <w:t xml:space="preserve">Господи, помилуй </w:t>
+        <w:spacing w:after="120"/>
+        <w:jc w:val="both"/>
+      </w:pPr>
+      <w:r>
+        <w:rPr>
+          <w:rFonts w:ascii="Times New Roman" w:hAnsi="Times New Roman"/>
+          <w:sz w:val="24"/>
+        </w:rPr>
+        <w:t xml:space="preserve">Господи, помилуй. </w:t>
       </w:r>
       <w:r>
         <w:rPr>
@@ -4487,13 +4422,6 @@
           <w:sz w:val="24"/>
         </w:rPr>
         <w:t>(3 р.)</w:t>
-      </w:r>
-      <w:r>
-        <w:rPr>
-          <w:rFonts w:ascii="Times New Roman" w:hAnsi="Times New Roman"/>
-          <w:sz w:val="24"/>
-        </w:rPr>
-        <w:t>.</w:t>
       </w:r>
     </w:p>
     <w:p>
@@ -4647,17 +4575,15 @@
     </w:p>
     <w:p>
       <w:pPr>
-        <w:rPr>
-          <w:rFonts w:ascii="Times New Roman" w:hAnsi="Times New Roman"/>
-          <w:sz w:val="24"/>
-        </w:rPr>
-      </w:pPr>
-      <w:r>
-        <w:rPr>
-          <w:rFonts w:ascii="Times New Roman" w:hAnsi="Times New Roman"/>
-          <w:sz w:val="24"/>
-        </w:rPr>
-        <w:t xml:space="preserve">Господи, помилуй </w:t>
+        <w:spacing w:after="120"/>
+        <w:jc w:val="both"/>
+      </w:pPr>
+      <w:r>
+        <w:rPr>
+          <w:rFonts w:ascii="Times New Roman" w:hAnsi="Times New Roman"/>
+          <w:sz w:val="24"/>
+        </w:rPr>
+        <w:t xml:space="preserve">Господи, помилуй. </w:t>
       </w:r>
       <w:r>
         <w:rPr>
@@ -4668,13 +4594,6 @@
         </w:rPr>
         <w:t>(3 р.)</w:t>
       </w:r>
-      <w:r>
-        <w:rPr>
-          <w:rFonts w:ascii="Times New Roman" w:hAnsi="Times New Roman"/>
-          <w:sz w:val="24"/>
-        </w:rPr>
-        <w:t>.</w:t>
-      </w:r>
     </w:p>
     <w:p>
       <w:pPr>
@@ -4902,23 +4821,32 @@
     </w:p>
     <w:p>
       <w:pPr>
-        <w:rPr>
-          <w:rFonts w:ascii="Times New Roman" w:hAnsi="Times New Roman"/>
-          <w:i/>
-          <w:iCs/>
-          <w:color w:val="FF0000"/>
-          <w:sz w:val="24"/>
-        </w:rPr>
-      </w:pPr>
-      <w:r>
-        <w:rPr>
-          <w:rFonts w:ascii="Times New Roman" w:hAnsi="Times New Roman"/>
-          <w:i/>
-          <w:iCs/>
-          <w:color w:val="FF0000"/>
-          <w:sz w:val="24"/>
-        </w:rPr>
-        <w:t>І знову: молитва св. Єфрема і доземний поклін.</w:t>
+        <w:spacing w:after="120"/>
+      </w:pPr>
+      <w:r>
+        <w:rPr>
+          <w:rFonts w:ascii="Times New Roman" w:hAnsi="Times New Roman"/>
+          <w:color w:val="303030"/>
+          <w:sz w:val="24"/>
+        </w:rPr>
+        <w:t xml:space="preserve">Го́споди і Влади́ко життя́ мого́! Духа ліни́вства, недбайли́вости, властолю́б'я і пустомо́вства віджени́ від ме́не. Ду́ха чистоти́, поко́ри, терпели́вости й любо́ви дару́й мені, </w:t>
+      </w:r>
+      <w:r>
+        <w:rPr>
+          <w:rFonts w:ascii="Times New Roman" w:hAnsi="Times New Roman"/>
+          <w:color w:val="303030"/>
+          <w:sz w:val="24"/>
+        </w:rPr>
+        <w:t xml:space="preserve">слузі́ Твоє́му. Так, Го́споди, Ца́рю! Дай мені́ ба́чити гріхи́ мої́ і не осу́джувати бра́та мого́, бо Ти благослове́нний на ві́ки вікі́в. Амі́нь. </w:t>
+      </w:r>
+      <w:r>
+        <w:rPr>
+          <w:rFonts w:ascii="Times New Roman" w:hAnsi="Times New Roman"/>
+          <w:i/>
+          <w:color w:val="FF3333"/>
+          <w:sz w:val="24"/>
+        </w:rPr>
+        <w:t>(Доземний поклін)</w:t>
       </w:r>
     </w:p>
     <w:p>
@@ -4942,17 +4870,15 @@
     </w:p>
     <w:p>
       <w:pPr>
-        <w:rPr>
-          <w:rFonts w:ascii="Times New Roman" w:hAnsi="Times New Roman"/>
-          <w:sz w:val="24"/>
-        </w:rPr>
-      </w:pPr>
-      <w:r>
-        <w:rPr>
-          <w:rFonts w:ascii="Times New Roman" w:hAnsi="Times New Roman"/>
-          <w:sz w:val="24"/>
-        </w:rPr>
-        <w:t xml:space="preserve">Святий Боже, святий Кріпкий, святий Безсмертний, помилуй нас </w:t>
+        <w:spacing w:after="120"/>
+        <w:jc w:val="both"/>
+      </w:pPr>
+      <w:r>
+        <w:rPr>
+          <w:rFonts w:ascii="Times New Roman" w:hAnsi="Times New Roman"/>
+          <w:sz w:val="24"/>
+        </w:rPr>
+        <w:t xml:space="preserve">Святий Боже, святий Кріпкий, святий Безсмертний, помилуй нас. </w:t>
       </w:r>
       <w:r>
         <w:rPr>
@@ -4962,13 +4888,6 @@
           <w:sz w:val="24"/>
         </w:rPr>
         <w:t>(3 р.)</w:t>
-      </w:r>
-      <w:r>
-        <w:rPr>
-          <w:rFonts w:ascii="Times New Roman" w:hAnsi="Times New Roman"/>
-          <w:sz w:val="24"/>
-        </w:rPr>
-        <w:t>.</w:t>
       </w:r>
     </w:p>
     <w:p>
@@ -5004,17 +4923,15 @@
     </w:p>
     <w:p>
       <w:pPr>
-        <w:rPr>
-          <w:rFonts w:ascii="Times New Roman" w:hAnsi="Times New Roman"/>
-          <w:sz w:val="24"/>
-        </w:rPr>
-      </w:pPr>
-      <w:r>
-        <w:rPr>
-          <w:rFonts w:ascii="Times New Roman" w:hAnsi="Times New Roman"/>
-          <w:sz w:val="24"/>
-        </w:rPr>
-        <w:t xml:space="preserve">Господи, помилуй </w:t>
+        <w:spacing w:after="120"/>
+        <w:jc w:val="both"/>
+      </w:pPr>
+      <w:r>
+        <w:rPr>
+          <w:rFonts w:ascii="Times New Roman" w:hAnsi="Times New Roman"/>
+          <w:sz w:val="24"/>
+        </w:rPr>
+        <w:t xml:space="preserve">Господи, помилуй. </w:t>
       </w:r>
       <w:r>
         <w:rPr>
@@ -5025,13 +4942,6 @@
         </w:rPr>
         <w:t>(3 р.)</w:t>
       </w:r>
-      <w:r>
-        <w:rPr>
-          <w:rFonts w:ascii="Times New Roman" w:hAnsi="Times New Roman"/>
-          <w:sz w:val="24"/>
-        </w:rPr>
-        <w:t>.</w:t>
-      </w:r>
     </w:p>
     <w:p>
       <w:pPr>
@@ -5249,26 +5159,32 @@
     </w:p>
     <w:p>
       <w:pPr>
-        <w:rPr>
-          <w:rFonts w:ascii="Times New Roman" w:hAnsi="Times New Roman"/>
-          <w:sz w:val="24"/>
-        </w:rPr>
-      </w:pPr>
-      <w:r>
-        <w:rPr>
-          <w:rFonts w:ascii="Times New Roman" w:hAnsi="Times New Roman"/>
-          <w:i/>
-          <w:color w:val="FF0000"/>
-          <w:sz w:val="24"/>
-        </w:rPr>
-        <w:t xml:space="preserve">Священик: </w:t>
-      </w:r>
-      <w:r>
-        <w:rPr>
-          <w:rFonts w:ascii="Times New Roman" w:hAnsi="Times New Roman"/>
-          <w:sz w:val="24"/>
-        </w:rPr>
-        <w:t>Слава тобі, Христе Боже, надіє наша, слава тобі!</w:t>
+        <w:spacing w:after="120"/>
+        <w:jc w:val="both"/>
+      </w:pPr>
+      <w:r>
+        <w:rPr>
+          <w:rFonts w:ascii="Times New Roman" w:hAnsi="Times New Roman"/>
+          <w:i/>
+          <w:color w:val="FF0000"/>
+          <w:sz w:val="24"/>
+        </w:rPr>
+        <w:t>Священик:</w:t>
+      </w:r>
+      <w:r>
+        <w:rPr>
+          <w:rFonts w:ascii="Times New Roman" w:hAnsi="Times New Roman"/>
+          <w:color w:val="FF0000"/>
+          <w:sz w:val="24"/>
+        </w:rPr>
+        <w:t xml:space="preserve"> </w:t>
+      </w:r>
+      <w:r>
+        <w:rPr>
+          <w:rFonts w:ascii="Times New Roman" w:hAnsi="Times New Roman"/>
+          <w:sz w:val="24"/>
+        </w:rPr>
+        <w:t>Слава тобі, Христе Боже, уповання наше, слава тобі!</w:t>
       </w:r>
     </w:p>
     <w:p>
@@ -5433,6 +5349,187 @@
     </w:p>
     <w:p>
       <w:pPr>
+        <w:spacing w:after="120"/>
+      </w:pPr>
+      <w:r>
+        <w:rPr>
+          <w:rFonts w:ascii="Times New Roman" w:hAnsi="Times New Roman"/>
+          <w:i/>
+          <w:color w:val="FF0000"/>
+          <w:sz w:val="24"/>
+        </w:rPr>
+        <w:t>Вірні:</w:t>
+      </w:r>
+      <w:r>
+        <w:rPr>
+          <w:rFonts w:ascii="Times New Roman" w:hAnsi="Times New Roman"/>
+          <w:color w:val="FF0000"/>
+          <w:sz w:val="24"/>
+        </w:rPr>
+        <w:t xml:space="preserve"> </w:t>
+      </w:r>
+      <w:r>
+        <w:rPr>
+          <w:rFonts w:ascii="Times New Roman" w:hAnsi="Times New Roman"/>
+          <w:sz w:val="24"/>
+        </w:rPr>
+        <w:t>Амі́нь.</w:t>
+      </w:r>
+    </w:p>
+    <w:p>
+      <w:pPr>
+        <w:spacing w:after="120"/>
+      </w:pPr>
+      <w:r>
+        <w:rPr>
+          <w:rFonts w:ascii="Times New Roman" w:hAnsi="Times New Roman"/>
+          <w:sz w:val="24"/>
+        </w:rPr>
+        <w:t>Сла́ва Тобі́, Бо́же наш, сла́ва Тобі́.</w:t>
+      </w:r>
+    </w:p>
+    <w:p>
+      <w:pPr>
+        <w:spacing w:after="120"/>
+      </w:pPr>
+      <w:r>
+        <w:rPr>
+          <w:rFonts w:ascii="Times New Roman" w:hAnsi="Times New Roman"/>
+          <w:sz w:val="24"/>
+        </w:rPr>
+        <w:t>Ца́рю небе́сний, утіши́телю, Ду́ше íстини,* що всю́ди єси́ і все наповня́єш,* скарбни́це благ і життя́ пода́телю,* прийди́, і всели́ся в нас,* і очи́сти нас від уся́кої скве́рни,* і спаси́, благи́й, ду́ші на́ші.</w:t>
+      </w:r>
+    </w:p>
+    <w:p>
+      <w:pPr>
+        <w:spacing w:after="120"/>
+        <w:jc w:val="both"/>
+      </w:pPr>
+      <w:r>
+        <w:rPr>
+          <w:rFonts w:ascii="Times New Roman" w:hAnsi="Times New Roman"/>
+          <w:sz w:val="24"/>
+        </w:rPr>
+        <w:t xml:space="preserve">Святий Боже, святий Кріпкий, святий Безсмертний, помилуй нас. </w:t>
+      </w:r>
+      <w:r>
+        <w:rPr>
+          <w:rFonts w:ascii="Times New Roman" w:hAnsi="Times New Roman"/>
+          <w:i/>
+          <w:color w:val="FF0000"/>
+          <w:sz w:val="24"/>
+        </w:rPr>
+        <w:t>(3 р.)</w:t>
+      </w:r>
+    </w:p>
+    <w:p>
+      <w:pPr>
+        <w:rPr>
+          <w:rFonts w:ascii="Times New Roman" w:hAnsi="Times New Roman"/>
+          <w:sz w:val="24"/>
+        </w:rPr>
+      </w:pPr>
+      <w:r>
+        <w:rPr>
+          <w:rFonts w:ascii="Times New Roman" w:hAnsi="Times New Roman"/>
+          <w:sz w:val="24"/>
+        </w:rPr>
+        <w:t>Слава Отцю, і Сину, і Святому Духові,* і нині і повсякчас, і на віки вічні. Амінь.</w:t>
+      </w:r>
+    </w:p>
+    <w:p>
+      <w:pPr>
+        <w:rPr>
+          <w:rFonts w:ascii="Times New Roman" w:hAnsi="Times New Roman"/>
+          <w:sz w:val="24"/>
+        </w:rPr>
+      </w:pPr>
+      <w:r>
+        <w:rPr>
+          <w:rFonts w:ascii="Times New Roman" w:hAnsi="Times New Roman"/>
+          <w:sz w:val="24"/>
+        </w:rPr>
+        <w:t>Пресвята Тройце, помилуй нас;* Господи, очисти гріхи наші;* Владико, прости беззаконня наші;* Святий, завітай і зціли немочі наші імени твого ради.</w:t>
+      </w:r>
+    </w:p>
+    <w:p>
+      <w:pPr>
+        <w:spacing w:after="120"/>
+        <w:jc w:val="both"/>
+      </w:pPr>
+      <w:r>
+        <w:rPr>
+          <w:rFonts w:ascii="Times New Roman" w:hAnsi="Times New Roman"/>
+          <w:sz w:val="24"/>
+        </w:rPr>
+        <w:t xml:space="preserve">Господи, помилуй. </w:t>
+      </w:r>
+      <w:r>
+        <w:rPr>
+          <w:rFonts w:ascii="Times New Roman" w:hAnsi="Times New Roman"/>
+          <w:i/>
+          <w:color w:val="FF0000"/>
+          <w:sz w:val="24"/>
+        </w:rPr>
+        <w:t>(3 р.)</w:t>
+      </w:r>
+    </w:p>
+    <w:p>
+      <w:pPr>
+        <w:rPr>
+          <w:rFonts w:ascii="Times New Roman" w:hAnsi="Times New Roman"/>
+          <w:sz w:val="24"/>
+        </w:rPr>
+      </w:pPr>
+      <w:r>
+        <w:rPr>
+          <w:rFonts w:ascii="Times New Roman" w:hAnsi="Times New Roman"/>
+          <w:sz w:val="24"/>
+        </w:rPr>
+        <w:t>Слава Отцю, і Сину, і Святому Духові,* і нині, і повсякчас, і на віки вічні. Амінь.</w:t>
+      </w:r>
+    </w:p>
+    <w:p>
+      <w:pPr>
+        <w:rPr>
+          <w:rFonts w:ascii="Times New Roman" w:hAnsi="Times New Roman"/>
+          <w:sz w:val="24"/>
+        </w:rPr>
+      </w:pPr>
+      <w:r>
+        <w:rPr>
+          <w:rFonts w:ascii="Times New Roman" w:hAnsi="Times New Roman"/>
+          <w:sz w:val="24"/>
+        </w:rPr>
+        <w:t>Отче наш, що єси на небесах,* нехай святиться ім’я твоє,* нехай прийде царство твоє,* нехай буде воля твоя, як на небі, так і на землі.* Хліб наш насущний дай нам сьогодні,* і прости нам провини наші,* як і ми прощаємо винуватцям нашим,* і не введи нас у спокусу,* але визволи нас від лукавого.</w:t>
+      </w:r>
+    </w:p>
+    <w:p>
+      <w:pPr>
+        <w:rPr>
+          <w:rFonts w:ascii="Times New Roman" w:hAnsi="Times New Roman"/>
+          <w:sz w:val="24"/>
+        </w:rPr>
+      </w:pPr>
+      <w:r>
+        <w:rPr>
+          <w:rFonts w:ascii="Times New Roman" w:hAnsi="Times New Roman"/>
+          <w:i/>
+          <w:color w:val="FF0000"/>
+          <w:sz w:val="24"/>
+        </w:rPr>
+        <w:t xml:space="preserve">Священик: </w:t>
+      </w:r>
+      <w:r>
+        <w:rPr>
+          <w:rFonts w:ascii="Times New Roman" w:hAnsi="Times New Roman"/>
+          <w:sz w:val="24"/>
+        </w:rPr>
+        <w:t>Бо твоє є царство, і сила, і слава, Отця, і Сина, і Святого Духа, нині і повсякчас, і на віки вічні.</w:t>
+      </w:r>
+    </w:p>
+    <w:p>
+      <w:pPr>
         <w:rPr>
           <w:rFonts w:ascii="Times New Roman" w:hAnsi="Times New Roman"/>
           <w:sz w:val="24"/>
@@ -5452,46 +5549,31 @@
           <w:rFonts w:ascii="Times New Roman" w:hAnsi="Times New Roman"/>
           <w:sz w:val="24"/>
         </w:rPr>
-        <w:t>Амінь. Слава тобі, Боже наш, слава тобі.</w:t>
-      </w:r>
-    </w:p>
-    <w:p>
-      <w:pPr>
-        <w:rPr>
-          <w:rFonts w:ascii="Times New Roman" w:hAnsi="Times New Roman"/>
-          <w:sz w:val="24"/>
-        </w:rPr>
-      </w:pPr>
-      <w:r>
-        <w:rPr>
-          <w:rFonts w:ascii="Times New Roman" w:hAnsi="Times New Roman"/>
-          <w:sz w:val="24"/>
-        </w:rPr>
-        <w:t>Царю небесний, утішителю, Душе істини,* що всюди єси і все наповняєш,* скарбе дібр і життя подателю,* прийди і вселися в нас,* і очисти нас від усякої скверни,* і спаси, Благий, душі наші.</w:t>
-      </w:r>
-    </w:p>
-    <w:p>
-      <w:pPr>
-        <w:rPr>
-          <w:rFonts w:ascii="Times New Roman" w:hAnsi="Times New Roman"/>
-          <w:sz w:val="24"/>
-        </w:rPr>
-      </w:pPr>
-      <w:r>
-        <w:rPr>
-          <w:rFonts w:ascii="Times New Roman" w:hAnsi="Times New Roman"/>
-          <w:sz w:val="24"/>
-        </w:rPr>
-        <w:t xml:space="preserve">Святий Боже, святий Кріпкий, святий Безсмертний, помилуй нас </w:t>
-      </w:r>
-      <w:r>
-        <w:rPr>
-          <w:rFonts w:ascii="Times New Roman" w:hAnsi="Times New Roman"/>
-          <w:i/>
-          <w:color w:val="FF0000"/>
-          <w:sz w:val="24"/>
-        </w:rPr>
-        <w:t>(3 р.)</w:t>
+        <w:t>Амінь.</w:t>
+      </w:r>
+    </w:p>
+    <w:p>
+      <w:pPr>
+        <w:rPr>
+          <w:rFonts w:ascii="Times New Roman" w:hAnsi="Times New Roman"/>
+          <w:sz w:val="24"/>
+        </w:rPr>
+      </w:pPr>
+      <w:r>
+        <w:rPr>
+          <w:rFonts w:ascii="Times New Roman" w:hAnsi="Times New Roman"/>
+          <w:sz w:val="24"/>
+        </w:rPr>
+        <w:t xml:space="preserve">Господи, помилуй </w:t>
+      </w:r>
+      <w:r>
+        <w:rPr>
+          <w:rFonts w:ascii="Times New Roman" w:hAnsi="Times New Roman"/>
+          <w:i/>
+          <w:color w:val="FF0000"/>
+          <w:sz w:val="24"/>
+        </w:rPr>
+        <w:t>(12 р.)</w:t>
       </w:r>
       <w:r>
         <w:rPr>
@@ -5513,223 +5595,46 @@
           <w:rFonts w:ascii="Times New Roman" w:hAnsi="Times New Roman"/>
           <w:sz w:val="24"/>
         </w:rPr>
-        <w:t>Слава Отцю, і Сину, і Святому Духові,* і нині і повсякчас, і на віки вічні. Амінь.</w:t>
-      </w:r>
-    </w:p>
-    <w:p>
-      <w:pPr>
-        <w:rPr>
-          <w:rFonts w:ascii="Times New Roman" w:hAnsi="Times New Roman"/>
-          <w:sz w:val="24"/>
-        </w:rPr>
-      </w:pPr>
-      <w:r>
-        <w:rPr>
-          <w:rFonts w:ascii="Times New Roman" w:hAnsi="Times New Roman"/>
-          <w:sz w:val="24"/>
-        </w:rPr>
-        <w:t>Пресвята Тройце, помилуй нас;* Господи, очисти гріхи наші;* Владико, прости беззаконня наші;* Святий, завітай і зціли немочі наші імени твого ради.</w:t>
-      </w:r>
-    </w:p>
-    <w:p>
-      <w:pPr>
-        <w:rPr>
-          <w:rFonts w:ascii="Times New Roman" w:hAnsi="Times New Roman"/>
-          <w:sz w:val="24"/>
-        </w:rPr>
-      </w:pPr>
-      <w:r>
-        <w:rPr>
-          <w:rFonts w:ascii="Times New Roman" w:hAnsi="Times New Roman"/>
-          <w:sz w:val="24"/>
-        </w:rPr>
-        <w:t xml:space="preserve">Господи, помилуй </w:t>
-      </w:r>
-      <w:r>
-        <w:rPr>
-          <w:rFonts w:ascii="Times New Roman" w:hAnsi="Times New Roman"/>
-          <w:i/>
-          <w:color w:val="FF0000"/>
-          <w:sz w:val="24"/>
-        </w:rPr>
-        <w:t>(3 р.)</w:t>
-      </w:r>
-      <w:r>
-        <w:rPr>
-          <w:rFonts w:ascii="Times New Roman" w:hAnsi="Times New Roman"/>
-          <w:sz w:val="24"/>
-        </w:rPr>
-        <w:t>.</w:t>
-      </w:r>
-    </w:p>
-    <w:p>
-      <w:pPr>
-        <w:rPr>
-          <w:rFonts w:ascii="Times New Roman" w:hAnsi="Times New Roman"/>
-          <w:sz w:val="24"/>
-        </w:rPr>
-      </w:pPr>
-      <w:r>
-        <w:rPr>
-          <w:rFonts w:ascii="Times New Roman" w:hAnsi="Times New Roman"/>
-          <w:sz w:val="24"/>
-        </w:rPr>
         <w:t>Слава Отцю, і Сину, і Святому Духові,* і нині, і повсякчас, і на віки вічні. Амінь.</w:t>
       </w:r>
     </w:p>
     <w:p>
       <w:pPr>
-        <w:rPr>
-          <w:rFonts w:ascii="Times New Roman" w:hAnsi="Times New Roman"/>
-          <w:sz w:val="24"/>
-        </w:rPr>
-      </w:pPr>
-      <w:r>
-        <w:rPr>
-          <w:rFonts w:ascii="Times New Roman" w:hAnsi="Times New Roman"/>
-          <w:sz w:val="24"/>
-        </w:rPr>
-        <w:t>Отче наш, що єси на небесах,* нехай святиться ім’я твоє,* нехай прийде царство твоє,* нехай буде воля твоя, як на небі, так і на землі.* Хліб наш насущний дай нам сьогодні,* і прости нам провини наші,* як і ми прощаємо винуватцям нашим,* і не введи нас у спокусу,* але визволи нас від лукавого.</w:t>
-      </w:r>
-    </w:p>
-    <w:p>
-      <w:pPr>
-        <w:rPr>
-          <w:rFonts w:ascii="Times New Roman" w:hAnsi="Times New Roman"/>
-          <w:sz w:val="24"/>
-        </w:rPr>
-      </w:pPr>
-      <w:r>
-        <w:rPr>
-          <w:rFonts w:ascii="Times New Roman" w:hAnsi="Times New Roman"/>
-          <w:i/>
-          <w:color w:val="FF0000"/>
-          <w:sz w:val="24"/>
-        </w:rPr>
-        <w:t xml:space="preserve">Священик: </w:t>
-      </w:r>
-      <w:r>
-        <w:rPr>
-          <w:rFonts w:ascii="Times New Roman" w:hAnsi="Times New Roman"/>
-          <w:sz w:val="24"/>
-        </w:rPr>
-        <w:t>Бо твоє є царство, і сила, і слава, Отця, і Сина, і Святого Духа, нині і повсякчас, і на віки вічні.</w:t>
-      </w:r>
-    </w:p>
-    <w:p>
-      <w:pPr>
-        <w:rPr>
-          <w:rFonts w:ascii="Times New Roman" w:hAnsi="Times New Roman"/>
-          <w:sz w:val="24"/>
-        </w:rPr>
-      </w:pPr>
-      <w:r>
-        <w:rPr>
-          <w:rFonts w:ascii="Times New Roman" w:hAnsi="Times New Roman"/>
-          <w:i/>
-          <w:color w:val="FF0000"/>
-          <w:sz w:val="24"/>
-        </w:rPr>
-        <w:t xml:space="preserve">Вірні: </w:t>
-      </w:r>
-      <w:r>
-        <w:rPr>
-          <w:rFonts w:ascii="Times New Roman" w:hAnsi="Times New Roman"/>
-          <w:sz w:val="24"/>
-        </w:rPr>
-        <w:t>Амінь.</w:t>
-      </w:r>
-    </w:p>
-    <w:p>
-      <w:pPr>
-        <w:rPr>
-          <w:rFonts w:ascii="Times New Roman" w:hAnsi="Times New Roman"/>
-          <w:sz w:val="24"/>
-        </w:rPr>
-      </w:pPr>
-      <w:r>
-        <w:rPr>
-          <w:rFonts w:ascii="Times New Roman" w:hAnsi="Times New Roman"/>
-          <w:sz w:val="24"/>
-        </w:rPr>
-        <w:t xml:space="preserve">Господи, помилуй </w:t>
-      </w:r>
-      <w:r>
-        <w:rPr>
-          <w:rFonts w:ascii="Times New Roman" w:hAnsi="Times New Roman"/>
-          <w:i/>
-          <w:color w:val="FF0000"/>
-          <w:sz w:val="24"/>
-        </w:rPr>
-        <w:t>(12 р.)</w:t>
-      </w:r>
-      <w:r>
-        <w:rPr>
-          <w:rFonts w:ascii="Times New Roman" w:hAnsi="Times New Roman"/>
-          <w:sz w:val="24"/>
-        </w:rPr>
-        <w:t>.</w:t>
-      </w:r>
-    </w:p>
-    <w:p>
-      <w:pPr>
-        <w:rPr>
-          <w:rFonts w:ascii="Times New Roman" w:hAnsi="Times New Roman"/>
-          <w:sz w:val="24"/>
-        </w:rPr>
-      </w:pPr>
-      <w:r>
-        <w:rPr>
-          <w:rFonts w:ascii="Times New Roman" w:hAnsi="Times New Roman"/>
-          <w:sz w:val="24"/>
-        </w:rPr>
-        <w:t>Слава Отцю, і Сину, і Святому Духові,* і нині, і повсякчас, і на віки вічні. Амінь.</w:t>
-      </w:r>
-    </w:p>
-    <w:p>
-      <w:pPr>
-        <w:rPr>
-          <w:rFonts w:ascii="Times New Roman" w:hAnsi="Times New Roman"/>
-          <w:sz w:val="24"/>
-        </w:rPr>
-      </w:pPr>
-      <w:r>
-        <w:rPr>
-          <w:rFonts w:ascii="Times New Roman" w:hAnsi="Times New Roman"/>
-          <w:sz w:val="24"/>
-        </w:rPr>
-        <w:t>Прийдіте, поклонімся* Цареві нашому Богу.</w:t>
-      </w:r>
-    </w:p>
-    <w:p>
-      <w:pPr>
-        <w:rPr>
-          <w:rFonts w:ascii="Times New Roman" w:hAnsi="Times New Roman"/>
-          <w:sz w:val="24"/>
-        </w:rPr>
-      </w:pPr>
-      <w:r>
-        <w:rPr>
-          <w:rFonts w:ascii="Times New Roman" w:hAnsi="Times New Roman"/>
-          <w:sz w:val="24"/>
-        </w:rPr>
-        <w:t>Прийдіте, поклонімся* Христові, Цареві нашому Богу.</w:t>
-      </w:r>
-    </w:p>
-    <w:p>
-      <w:pPr>
-        <w:rPr>
-          <w:rFonts w:ascii="Times New Roman" w:hAnsi="Times New Roman"/>
-          <w:sz w:val="24"/>
-          <w:szCs w:val="32"/>
-        </w:rPr>
-      </w:pPr>
-      <w:r>
-        <w:rPr>
-          <w:rFonts w:ascii="Times New Roman" w:hAnsi="Times New Roman"/>
-          <w:sz w:val="24"/>
-        </w:rPr>
-        <w:t>Прийдіте, поклонімся і припадім* до самого Господа Ісуса Христа, Царя і Бога нашого.</w:t>
+        <w:spacing w:after="120"/>
+        <w:jc w:val="both"/>
+      </w:pPr>
+      <w:r>
+        <w:rPr>
+          <w:rFonts w:ascii="Times New Roman" w:hAnsi="Times New Roman"/>
+          <w:sz w:val="24"/>
+        </w:rPr>
+        <w:t>Прийді́те, поклоні́мся* царе́ві на́шому – Бо́гу.</w:t>
+      </w:r>
+    </w:p>
+    <w:p>
+      <w:pPr>
+        <w:spacing w:after="120"/>
+        <w:jc w:val="both"/>
+      </w:pPr>
+      <w:r>
+        <w:rPr>
+          <w:rFonts w:ascii="Times New Roman" w:hAnsi="Times New Roman"/>
+          <w:sz w:val="24"/>
+        </w:rPr>
+        <w:t>Прийді́те, поклоні́мся* Христо́ві, царе́ві на́шому – Бо́гу.</w:t>
+      </w:r>
+    </w:p>
+    <w:p>
+      <w:pPr>
+        <w:spacing w:after="120"/>
+        <w:jc w:val="both"/>
+      </w:pPr>
+      <w:r>
+        <w:rPr>
+          <w:rFonts w:ascii="Times New Roman" w:hAnsi="Times New Roman"/>
+          <w:sz w:val="24"/>
+        </w:rPr>
+        <w:t>Прийді́те, поклоні́мся і припаді́м* до само́го Го́спода Ісу́са Христа́ – царя́ і Бо́га на́шого.</w:t>
       </w:r>
     </w:p>
     <w:p>
@@ -6555,17 +6460,15 @@
     </w:p>
     <w:p>
       <w:pPr>
-        <w:rPr>
-          <w:rFonts w:ascii="Times New Roman" w:hAnsi="Times New Roman"/>
-          <w:sz w:val="24"/>
-        </w:rPr>
-      </w:pPr>
-      <w:r>
-        <w:rPr>
-          <w:rFonts w:ascii="Times New Roman" w:hAnsi="Times New Roman"/>
-          <w:sz w:val="24"/>
-        </w:rPr>
-        <w:t xml:space="preserve">Господи, помилуй </w:t>
+        <w:spacing w:after="120"/>
+        <w:jc w:val="both"/>
+      </w:pPr>
+      <w:r>
+        <w:rPr>
+          <w:rFonts w:ascii="Times New Roman" w:hAnsi="Times New Roman"/>
+          <w:sz w:val="24"/>
+        </w:rPr>
+        <w:t xml:space="preserve">Господи, помилуй. </w:t>
       </w:r>
       <w:r>
         <w:rPr>
@@ -6575,13 +6478,6 @@
           <w:sz w:val="24"/>
         </w:rPr>
         <w:t>(3 р.)</w:t>
-      </w:r>
-      <w:r>
-        <w:rPr>
-          <w:rFonts w:ascii="Times New Roman" w:hAnsi="Times New Roman"/>
-          <w:sz w:val="24"/>
-        </w:rPr>
-        <w:t>.</w:t>
       </w:r>
     </w:p>
     <w:p>
@@ -6748,7 +6644,7 @@
         <w:rPr>
           <w:lang w:val="uk-UA"/>
         </w:rPr>
-        <w:t> Тим, хто безмірно грішить, багато прости, Спасе, і сподоби нас неосудно поклонятися Твоєму славному Воскресінню, молитвами Пречистої Твоєї Матері, єдиний Многомилостивий.</w:t>
+        <w:t xml:space="preserve"> Тим, хто безмірно грішить, багато прости, Спасе, і сподоби нас неосудно поклонятися Твоєму славному Воскресінню, молитвами Пречистої Твоєї Матері, єдиний Многомилостивий.</w:t>
       </w:r>
     </w:p>
     <w:p>
@@ -6777,7 +6673,7 @@
           <w:szCs w:val="22"/>
           <w:lang w:val="uk-UA"/>
         </w:rPr>
-        <w:t> знову тропар пророцтва.</w:t>
+        <w:t xml:space="preserve"> знову тропар пророцтва.</w:t>
       </w:r>
     </w:p>
     <w:p>
@@ -6802,7 +6698,7 @@
         <w:rPr>
           <w:lang w:val="uk-UA"/>
         </w:rPr>
-        <w:t> Будьмо уважні. Мир усім. Премудрість, будьмо уважні.</w:t>
+        <w:t xml:space="preserve"> Будьмо уважні. Мир усім. Премудрість, будьмо уважні.</w:t>
       </w:r>
     </w:p>
     <w:p>
@@ -6827,7 +6723,7 @@
         <w:rPr>
           <w:lang w:val="uk-UA"/>
         </w:rPr>
-        <w:t> Бо у Господі милість і велике у Нього визволення </w:t>
+        <w:t xml:space="preserve"> Бо у Господі милість і велике у Нього визволення </w:t>
       </w:r>
       <w:r>
         <w:rPr>
@@ -6862,7 +6758,7 @@
         <w:rPr>
           <w:lang w:val="uk-UA"/>
         </w:rPr>
-        <w:t> З глибини взиваю до Тебе, Господи, Господи, почуй голос мій </w:t>
+        <w:t xml:space="preserve"> З глибини взиваю до Тебе, Господи, Господи, почуй голос мій </w:t>
       </w:r>
       <w:r>
         <w:rPr>
@@ -6925,7 +6821,7 @@
         <w:rPr>
           <w:lang w:val="uk-UA"/>
         </w:rPr>
-        <w:t> Премудрість</w:t>
+        <w:t xml:space="preserve"> Премудрість</w:t>
       </w:r>
     </w:p>
     <w:p>
@@ -6950,7 +6846,7 @@
         <w:rPr>
           <w:lang w:val="uk-UA"/>
         </w:rPr>
-        <w:t> З книги пророка Єзекиїла читання.</w:t>
+        <w:t xml:space="preserve"> З книги пророка Єзекиїла читання.</w:t>
       </w:r>
     </w:p>
     <w:p>
@@ -6975,7 +6871,7 @@
         <w:rPr>
           <w:lang w:val="uk-UA"/>
         </w:rPr>
-        <w:t> Будьмо уважні.</w:t>
+        <w:t xml:space="preserve"> Будьмо уважні.</w:t>
       </w:r>
     </w:p>
     <w:p>
@@ -7000,7 +6896,7 @@
         <w:rPr>
           <w:lang w:val="uk-UA"/>
         </w:rPr>
-        <w:t xml:space="preserve"> Коли </w:t>
+        <w:t xml:space="preserve"> Коли </w:t>
       </w:r>
       <w:r>
         <w:rPr>
@@ -7048,7 +6944,7 @@
         <w:rPr>
           <w:lang w:val="uk-UA"/>
         </w:rPr>
-        <w:t>. Як же ті здіймались від землі, здіймались і колеса разом з ними, бо дух звіря був у колесах. Над головами ж у звірів була так, немов би твердь небесна, немов з блискучого кришталю, що розпростирався над їхніми головами. А під твердю їхні крила були простягнені одне до одного. В кожного було їх по двоє, що вкривали їм тіло. Як вони йшли, я чув шум їхніх крил, немов шум вод великих, неначе голос Всемогутнього, неначе страшний гомін, немов галас у таборі; а як зупинялись, то спускали крила. І розлягався шум з-понад тверді, що в них над головами. Як вони зупинялись, то спускали крила. Понад твердю, що в них над головами, було щось немов би сапфір-камінь, що виглядав, як престол. А на тім, що скидалось на престол, видно було вгорі подобу чоловіка. І бачив я щось, наче бурштин, щось наче вогонь навкруги нього, починаючи від того, що було схоже на крижі, і вище. А вниз від того, що було подібне до крижів, бачив я немов би вогонь і блиск навкруги нього. Немов веселка, що видніється у хмарах дощового дня, так виглядав навколо блиск той. Так виглядала слава Божа. Побачивши її, упав я лицем до землі й почув голос, що говорив. </w:t>
+        <w:t xml:space="preserve">. Як же ті здіймались від землі, здіймались і колеса разом з ними, бо дух звіря був у колесах. Над головами ж у звірів була так, немов би твердь небесна, немов з блискучого кришталю, що розпростирався над їхніми головами. А під твердю їхні крила були простягнені одне до одного. В кожного було їх по двоє, що вкривали їм тіло. Як вони йшли, я чув шум їхніх крил, немов шум вод великих, неначе голос Всемогутнього, неначе страшний гомін, немов галас у таборі; а як зупинялись, то спускали крила. І розлягався шум з-понад тверді, що в них над головами. Як вони зупинялись, то спускали крила. Понад твердю, що в них над головами, було щось немов би сапфір-камінь, що виглядав, як престол. А на тім, що скидалось на престол, видно було вгорі подобу чоловіка. І бачив я щось, наче бурштин, щось наче вогонь навкруги нього, починаючи від того, що було схоже на крижі, і вище. А вниз від того, що було подібне до крижів, бачив я немов би вогонь і блиск навкруги нього. Немов веселка, що видніється у хмарах дощового дня, так виглядав навколо блиск той. Так виглядала слава Божа. Побачивши її, упав я лицем до землі й почув голос, що говорив. </w:t>
       </w:r>
       <w:r>
         <w:rPr>
@@ -7143,7 +7039,7 @@
         <w:rPr>
           <w:lang w:val="uk-UA"/>
         </w:rPr>
-        <w:t> Нехай надіється Ізраїль на Господа віднині і повіки. </w:t>
+        <w:t xml:space="preserve"> Нехай надіється Ізраїль на Господа віднині і повіки. </w:t>
       </w:r>
       <w:r>
         <w:rPr>
@@ -7178,7 +7074,7 @@
         <w:rPr>
           <w:lang w:val="uk-UA"/>
         </w:rPr>
-        <w:t> Господи, не зазнавалося серце моє, не підносилися гордо очі мої. </w:t>
+        <w:t xml:space="preserve"> Господи, не зазнавалося серце моє, не підносилися гордо очі мої. </w:t>
       </w:r>
       <w:r>
         <w:rPr>
@@ -7240,7 +7136,7 @@
         <w:rPr>
           <w:lang w:val="uk-UA"/>
         </w:rPr>
-        <w:t> Щоб сподобилися ми слухання святого Євангелія, Господа Бога молім.</w:t>
+        <w:t xml:space="preserve"> Щоб сподобилися ми слухання святого Євангелія, Господа Бога молім.</w:t>
       </w:r>
     </w:p>
     <w:p>
@@ -7275,7 +7171,7 @@
           <w:szCs w:val="22"/>
           <w:lang w:val="uk-UA"/>
         </w:rPr>
-        <w:t> (3).</w:t>
+        <w:t xml:space="preserve"> (3).</w:t>
       </w:r>
     </w:p>
     <w:p>
@@ -7300,7 +7196,7 @@
         <w:rPr>
           <w:lang w:val="uk-UA"/>
         </w:rPr>
-        <w:t> Мир всім.</w:t>
+        <w:t xml:space="preserve"> Мир всім.</w:t>
       </w:r>
     </w:p>
     <w:p>
@@ -7325,7 +7221,7 @@
         <w:rPr>
           <w:lang w:val="uk-UA"/>
         </w:rPr>
-        <w:t> І духові твоєму.</w:t>
+        <w:t xml:space="preserve"> І духові твоєму.</w:t>
       </w:r>
     </w:p>
     <w:p>
@@ -7350,7 +7246,7 @@
         <w:rPr>
           <w:lang w:val="uk-UA"/>
         </w:rPr>
-        <w:t> Премудрість, прості, вислухаймо святого Євангелія.</w:t>
+        <w:t xml:space="preserve"> Премудрість, прості, вислухаймо святого Євангелія.</w:t>
       </w:r>
     </w:p>
     <w:p>
@@ -7375,7 +7271,7 @@
         <w:rPr>
           <w:lang w:val="uk-UA"/>
         </w:rPr>
-        <w:t> Від Луки святого Євангелія читання.</w:t>
+        <w:t xml:space="preserve"> Від Луки святого Євангелія читання.</w:t>
       </w:r>
     </w:p>
     <w:p>
@@ -7400,7 +7296,7 @@
         <w:rPr>
           <w:lang w:val="uk-UA"/>
         </w:rPr>
-        <w:t> Слава Тобі, Господи, слава Тобі.</w:t>
+        <w:t xml:space="preserve"> Слава Тобі, Господи, слава Тобі.</w:t>
       </w:r>
     </w:p>
     <w:p>
@@ -7425,7 +7321,7 @@
         <w:rPr>
           <w:lang w:val="uk-UA"/>
         </w:rPr>
-        <w:t> Будьмо уважні.</w:t>
+        <w:t xml:space="preserve"> Будьмо уважні.</w:t>
       </w:r>
     </w:p>
     <w:p>
@@ -7707,7 +7603,7 @@
         <w:rPr>
           <w:lang w:val="uk-UA"/>
         </w:rPr>
-        <w:t> Слава Тобі, Господи, слава Тобі.</w:t>
+        <w:t xml:space="preserve"> Слава Тобі, Господи, слава Тобі.</w:t>
       </w:r>
     </w:p>
     <w:p>
@@ -7774,17 +7670,15 @@
     </w:p>
     <w:p>
       <w:pPr>
-        <w:rPr>
-          <w:rFonts w:ascii="Times New Roman" w:hAnsi="Times New Roman"/>
-          <w:sz w:val="24"/>
-        </w:rPr>
-      </w:pPr>
-      <w:r>
-        <w:rPr>
-          <w:rFonts w:ascii="Times New Roman" w:hAnsi="Times New Roman"/>
-          <w:sz w:val="24"/>
-        </w:rPr>
-        <w:t xml:space="preserve">Святий Боже, святий Кріпкий, святий Безсмертний, помилуй нас </w:t>
+        <w:spacing w:after="120"/>
+        <w:jc w:val="both"/>
+      </w:pPr>
+      <w:r>
+        <w:rPr>
+          <w:rFonts w:ascii="Times New Roman" w:hAnsi="Times New Roman"/>
+          <w:sz w:val="24"/>
+        </w:rPr>
+        <w:t xml:space="preserve">Святий Боже, святий Кріпкий, святий Безсмертний, помилуй нас. </w:t>
       </w:r>
       <w:r>
         <w:rPr>
@@ -7795,13 +7689,6 @@
         </w:rPr>
         <w:t>(3 р.)</w:t>
       </w:r>
-      <w:r>
-        <w:rPr>
-          <w:rFonts w:ascii="Times New Roman" w:hAnsi="Times New Roman"/>
-          <w:sz w:val="24"/>
-        </w:rPr>
-        <w:t>.</w:t>
-      </w:r>
     </w:p>
     <w:p>
       <w:pPr>
@@ -7835,17 +7722,15 @@
     </w:p>
     <w:p>
       <w:pPr>
-        <w:rPr>
-          <w:rFonts w:ascii="Times New Roman" w:hAnsi="Times New Roman"/>
-          <w:sz w:val="24"/>
-        </w:rPr>
-      </w:pPr>
-      <w:r>
-        <w:rPr>
-          <w:rFonts w:ascii="Times New Roman" w:hAnsi="Times New Roman"/>
-          <w:sz w:val="24"/>
-        </w:rPr>
-        <w:t xml:space="preserve">Господи, помилуй </w:t>
+        <w:spacing w:after="120"/>
+        <w:jc w:val="both"/>
+      </w:pPr>
+      <w:r>
+        <w:rPr>
+          <w:rFonts w:ascii="Times New Roman" w:hAnsi="Times New Roman"/>
+          <w:sz w:val="24"/>
+        </w:rPr>
+        <w:t xml:space="preserve">Господи, помилуй. </w:t>
       </w:r>
       <w:r>
         <w:rPr>
@@ -7855,13 +7740,6 @@
           <w:sz w:val="24"/>
         </w:rPr>
         <w:t>(3 р.)</w:t>
-      </w:r>
-      <w:r>
-        <w:rPr>
-          <w:rFonts w:ascii="Times New Roman" w:hAnsi="Times New Roman"/>
-          <w:sz w:val="24"/>
-        </w:rPr>
-        <w:t>.</w:t>
       </w:r>
     </w:p>
     <w:p>
@@ -8022,17 +7900,15 @@
     </w:p>
     <w:p>
       <w:pPr>
-        <w:rPr>
-          <w:rFonts w:ascii="Times New Roman" w:hAnsi="Times New Roman"/>
-          <w:sz w:val="24"/>
-        </w:rPr>
-      </w:pPr>
-      <w:r>
-        <w:rPr>
-          <w:rFonts w:ascii="Times New Roman" w:hAnsi="Times New Roman"/>
-          <w:sz w:val="24"/>
-        </w:rPr>
-        <w:t xml:space="preserve">Господи, помилуй </w:t>
+        <w:spacing w:after="120"/>
+        <w:jc w:val="both"/>
+      </w:pPr>
+      <w:r>
+        <w:rPr>
+          <w:rFonts w:ascii="Times New Roman" w:hAnsi="Times New Roman"/>
+          <w:sz w:val="24"/>
+        </w:rPr>
+        <w:t xml:space="preserve">Господи, помилуй. </w:t>
       </w:r>
       <w:r>
         <w:rPr>
@@ -8043,13 +7919,6 @@
         </w:rPr>
         <w:t>(3 р.)</w:t>
       </w:r>
-      <w:r>
-        <w:rPr>
-          <w:rFonts w:ascii="Times New Roman" w:hAnsi="Times New Roman"/>
-          <w:sz w:val="24"/>
-        </w:rPr>
-        <w:t>.</w:t>
-      </w:r>
     </w:p>
     <w:p>
       <w:pPr>
@@ -8277,23 +8146,32 @@
     </w:p>
     <w:p>
       <w:pPr>
-        <w:rPr>
-          <w:rFonts w:ascii="Times New Roman" w:hAnsi="Times New Roman"/>
-          <w:i/>
-          <w:iCs/>
-          <w:color w:val="FF0000"/>
-          <w:sz w:val="24"/>
-        </w:rPr>
-      </w:pPr>
-      <w:r>
-        <w:rPr>
-          <w:rFonts w:ascii="Times New Roman" w:hAnsi="Times New Roman"/>
-          <w:i/>
-          <w:iCs/>
-          <w:color w:val="FF0000"/>
-          <w:sz w:val="24"/>
-        </w:rPr>
-        <w:t>І знову: молитва св. Єфрема і доземний поклін.</w:t>
+        <w:spacing w:after="120"/>
+      </w:pPr>
+      <w:r>
+        <w:rPr>
+          <w:rFonts w:ascii="Times New Roman" w:hAnsi="Times New Roman"/>
+          <w:color w:val="303030"/>
+          <w:sz w:val="24"/>
+        </w:rPr>
+        <w:t xml:space="preserve">Го́споди і Влади́ко життя́ мого́! Духа ліни́вства, недбайли́вости, властолю́б'я і пустомо́вства віджени́ від ме́не. Ду́ха чистоти́, поко́ри, терпели́вости й любо́ви дару́й мені, </w:t>
+      </w:r>
+      <w:r>
+        <w:rPr>
+          <w:rFonts w:ascii="Times New Roman" w:hAnsi="Times New Roman"/>
+          <w:color w:val="303030"/>
+          <w:sz w:val="24"/>
+        </w:rPr>
+        <w:t xml:space="preserve">слузі́ Твоє́му. Так, Го́споди, Ца́рю! Дай мені́ ба́чити гріхи́ мої́ і не осу́джувати бра́та мого́, бо Ти благослове́нний на ві́ки вікі́в. Амі́нь. </w:t>
+      </w:r>
+      <w:r>
+        <w:rPr>
+          <w:rFonts w:ascii="Times New Roman" w:hAnsi="Times New Roman"/>
+          <w:i/>
+          <w:color w:val="FF3333"/>
+          <w:sz w:val="24"/>
+        </w:rPr>
+        <w:t>(Доземний поклін)</w:t>
       </w:r>
     </w:p>
     <w:p>
@@ -8317,17 +8195,15 @@
     </w:p>
     <w:p>
       <w:pPr>
-        <w:rPr>
-          <w:rFonts w:ascii="Times New Roman" w:hAnsi="Times New Roman"/>
-          <w:sz w:val="24"/>
-        </w:rPr>
-      </w:pPr>
-      <w:r>
-        <w:rPr>
-          <w:rFonts w:ascii="Times New Roman" w:hAnsi="Times New Roman"/>
-          <w:sz w:val="24"/>
-        </w:rPr>
-        <w:t xml:space="preserve">Святий Боже, святий Кріпкий, святий Безсмертний, помилуй нас </w:t>
+        <w:spacing w:after="120"/>
+        <w:jc w:val="both"/>
+      </w:pPr>
+      <w:r>
+        <w:rPr>
+          <w:rFonts w:ascii="Times New Roman" w:hAnsi="Times New Roman"/>
+          <w:sz w:val="24"/>
+        </w:rPr>
+        <w:t xml:space="preserve">Святий Боже, святий Кріпкий, святий Безсмертний, помилуй нас. </w:t>
       </w:r>
       <w:r>
         <w:rPr>
@@ -8338,13 +8214,6 @@
         </w:rPr>
         <w:t>(3 р.)</w:t>
       </w:r>
-      <w:r>
-        <w:rPr>
-          <w:rFonts w:ascii="Times New Roman" w:hAnsi="Times New Roman"/>
-          <w:sz w:val="24"/>
-        </w:rPr>
-        <w:t>.</w:t>
-      </w:r>
     </w:p>
     <w:p>
       <w:pPr>
@@ -8378,17 +8247,15 @@
     </w:p>
     <w:p>
       <w:pPr>
-        <w:rPr>
-          <w:rFonts w:ascii="Times New Roman" w:hAnsi="Times New Roman"/>
-          <w:sz w:val="24"/>
-        </w:rPr>
-      </w:pPr>
-      <w:r>
-        <w:rPr>
-          <w:rFonts w:ascii="Times New Roman" w:hAnsi="Times New Roman"/>
-          <w:sz w:val="24"/>
-        </w:rPr>
-        <w:t xml:space="preserve">Господи, помилуй </w:t>
+        <w:spacing w:after="120"/>
+        <w:jc w:val="both"/>
+      </w:pPr>
+      <w:r>
+        <w:rPr>
+          <w:rFonts w:ascii="Times New Roman" w:hAnsi="Times New Roman"/>
+          <w:sz w:val="24"/>
+        </w:rPr>
+        <w:t xml:space="preserve">Господи, помилуй. </w:t>
       </w:r>
       <w:r>
         <w:rPr>
@@ -8398,13 +8265,6 @@
           <w:sz w:val="24"/>
         </w:rPr>
         <w:t>(3 р.)</w:t>
-      </w:r>
-      <w:r>
-        <w:rPr>
-          <w:rFonts w:ascii="Times New Roman" w:hAnsi="Times New Roman"/>
-          <w:sz w:val="24"/>
-        </w:rPr>
-        <w:t>.</w:t>
       </w:r>
     </w:p>
     <w:p>
@@ -8598,26 +8458,32 @@
     </w:p>
     <w:p>
       <w:pPr>
-        <w:rPr>
-          <w:rFonts w:ascii="Times New Roman" w:hAnsi="Times New Roman"/>
-          <w:sz w:val="24"/>
-        </w:rPr>
-      </w:pPr>
-      <w:r>
-        <w:rPr>
-          <w:rFonts w:ascii="Times New Roman" w:hAnsi="Times New Roman"/>
-          <w:i/>
-          <w:color w:val="FF0000"/>
-          <w:sz w:val="24"/>
-        </w:rPr>
-        <w:t xml:space="preserve">Священик: </w:t>
-      </w:r>
-      <w:r>
-        <w:rPr>
-          <w:rFonts w:ascii="Times New Roman" w:hAnsi="Times New Roman"/>
-          <w:sz w:val="24"/>
-        </w:rPr>
-        <w:t>Слава тобі, Христе Боже, надіє наша, слава тобі!</w:t>
+        <w:spacing w:after="120"/>
+        <w:jc w:val="both"/>
+      </w:pPr>
+      <w:r>
+        <w:rPr>
+          <w:rFonts w:ascii="Times New Roman" w:hAnsi="Times New Roman"/>
+          <w:i/>
+          <w:color w:val="FF0000"/>
+          <w:sz w:val="24"/>
+        </w:rPr>
+        <w:t>Священик:</w:t>
+      </w:r>
+      <w:r>
+        <w:rPr>
+          <w:rFonts w:ascii="Times New Roman" w:hAnsi="Times New Roman"/>
+          <w:color w:val="FF0000"/>
+          <w:sz w:val="24"/>
+        </w:rPr>
+        <w:t xml:space="preserve"> </w:t>
+      </w:r>
+      <w:r>
+        <w:rPr>
+          <w:rFonts w:ascii="Times New Roman" w:hAnsi="Times New Roman"/>
+          <w:sz w:val="24"/>
+        </w:rPr>
+        <w:t>Слава тобі, Христе Боже, уповання наше, слава тобі!</w:t>
       </w:r>
     </w:p>
     <w:p>
@@ -8782,6 +8648,187 @@
     </w:p>
     <w:p>
       <w:pPr>
+        <w:spacing w:after="120"/>
+      </w:pPr>
+      <w:r>
+        <w:rPr>
+          <w:rFonts w:ascii="Times New Roman" w:hAnsi="Times New Roman"/>
+          <w:i/>
+          <w:color w:val="FF0000"/>
+          <w:sz w:val="24"/>
+        </w:rPr>
+        <w:t>Вірні:</w:t>
+      </w:r>
+      <w:r>
+        <w:rPr>
+          <w:rFonts w:ascii="Times New Roman" w:hAnsi="Times New Roman"/>
+          <w:color w:val="FF0000"/>
+          <w:sz w:val="24"/>
+        </w:rPr>
+        <w:t xml:space="preserve"> </w:t>
+      </w:r>
+      <w:r>
+        <w:rPr>
+          <w:rFonts w:ascii="Times New Roman" w:hAnsi="Times New Roman"/>
+          <w:sz w:val="24"/>
+        </w:rPr>
+        <w:t>Амі́нь.</w:t>
+      </w:r>
+    </w:p>
+    <w:p>
+      <w:pPr>
+        <w:spacing w:after="120"/>
+      </w:pPr>
+      <w:r>
+        <w:rPr>
+          <w:rFonts w:ascii="Times New Roman" w:hAnsi="Times New Roman"/>
+          <w:sz w:val="24"/>
+        </w:rPr>
+        <w:t>Сла́ва Тобі́, Бо́же наш, сла́ва Тобі́.</w:t>
+      </w:r>
+    </w:p>
+    <w:p>
+      <w:pPr>
+        <w:spacing w:after="120"/>
+      </w:pPr>
+      <w:r>
+        <w:rPr>
+          <w:rFonts w:ascii="Times New Roman" w:hAnsi="Times New Roman"/>
+          <w:sz w:val="24"/>
+        </w:rPr>
+        <w:t>Ца́рю небе́сний, утіши́телю, Ду́ше íстини,* що всю́ди єси́ і все наповня́єш,* скарбни́це благ і життя́ пода́телю,* прийди́, і всели́ся в нас,* і очи́сти нас від уся́кої скве́рни,* і спаси́, благи́й, ду́ші на́ші.</w:t>
+      </w:r>
+    </w:p>
+    <w:p>
+      <w:pPr>
+        <w:spacing w:after="120"/>
+        <w:jc w:val="both"/>
+      </w:pPr>
+      <w:r>
+        <w:rPr>
+          <w:rFonts w:ascii="Times New Roman" w:hAnsi="Times New Roman"/>
+          <w:sz w:val="24"/>
+        </w:rPr>
+        <w:t xml:space="preserve">Святий Боже, святий Кріпкий, святий Безсмертний, помилуй нас. </w:t>
+      </w:r>
+      <w:r>
+        <w:rPr>
+          <w:rFonts w:ascii="Times New Roman" w:hAnsi="Times New Roman"/>
+          <w:i/>
+          <w:color w:val="FF0000"/>
+          <w:sz w:val="24"/>
+        </w:rPr>
+        <w:t>(3 р.)</w:t>
+      </w:r>
+    </w:p>
+    <w:p>
+      <w:pPr>
+        <w:rPr>
+          <w:rFonts w:ascii="Times New Roman" w:hAnsi="Times New Roman"/>
+          <w:sz w:val="24"/>
+        </w:rPr>
+      </w:pPr>
+      <w:r>
+        <w:rPr>
+          <w:rFonts w:ascii="Times New Roman" w:hAnsi="Times New Roman"/>
+          <w:sz w:val="24"/>
+        </w:rPr>
+        <w:t>Слава Отцю, і Сину, і Святому Духові,* і нині, і повсякчас, і на віки вічні. Амінь.</w:t>
+      </w:r>
+    </w:p>
+    <w:p>
+      <w:pPr>
+        <w:rPr>
+          <w:rFonts w:ascii="Times New Roman" w:hAnsi="Times New Roman"/>
+          <w:sz w:val="24"/>
+        </w:rPr>
+      </w:pPr>
+      <w:r>
+        <w:rPr>
+          <w:rFonts w:ascii="Times New Roman" w:hAnsi="Times New Roman"/>
+          <w:sz w:val="24"/>
+        </w:rPr>
+        <w:t>Пресвята Тройце, помилуй нас;* Господи, очисти гріхи наші;* Владико, прости беззаконня наші;* Святий, завітай і зціли немочі наші імени твого ради.</w:t>
+      </w:r>
+    </w:p>
+    <w:p>
+      <w:pPr>
+        <w:spacing w:after="120"/>
+        <w:jc w:val="both"/>
+      </w:pPr>
+      <w:r>
+        <w:rPr>
+          <w:rFonts w:ascii="Times New Roman" w:hAnsi="Times New Roman"/>
+          <w:sz w:val="24"/>
+        </w:rPr>
+        <w:t xml:space="preserve">Господи, помилуй. </w:t>
+      </w:r>
+      <w:r>
+        <w:rPr>
+          <w:rFonts w:ascii="Times New Roman" w:hAnsi="Times New Roman"/>
+          <w:i/>
+          <w:color w:val="FF0000"/>
+          <w:sz w:val="24"/>
+        </w:rPr>
+        <w:t>(3 р.)</w:t>
+      </w:r>
+    </w:p>
+    <w:p>
+      <w:pPr>
+        <w:rPr>
+          <w:rFonts w:ascii="Times New Roman" w:hAnsi="Times New Roman"/>
+          <w:sz w:val="24"/>
+        </w:rPr>
+      </w:pPr>
+      <w:r>
+        <w:rPr>
+          <w:rFonts w:ascii="Times New Roman" w:hAnsi="Times New Roman"/>
+          <w:sz w:val="24"/>
+        </w:rPr>
+        <w:t>Слава Отцю, і Сину, і Святому Духові,* і нині, і повсякчас, і на віки вічні. Амінь.</w:t>
+      </w:r>
+    </w:p>
+    <w:p>
+      <w:pPr>
+        <w:rPr>
+          <w:rFonts w:ascii="Times New Roman" w:hAnsi="Times New Roman"/>
+          <w:sz w:val="24"/>
+        </w:rPr>
+      </w:pPr>
+      <w:r>
+        <w:rPr>
+          <w:rFonts w:ascii="Times New Roman" w:hAnsi="Times New Roman"/>
+          <w:sz w:val="24"/>
+        </w:rPr>
+        <w:t>Отче наш, що єси на небесах,* нехай святиться ім’я твоє,* нехай прийде царство твоє,* нехай буде воля твоя, як на небі, так і на землі.* Хліб наш насущний дай нам сьогодні,* і прости нам провини наші,* як і ми прощаємо винуватцям нашим,* і не введи нас у спокусу,* але визволи нас від лукавого.</w:t>
+      </w:r>
+    </w:p>
+    <w:p>
+      <w:pPr>
+        <w:rPr>
+          <w:rFonts w:ascii="Times New Roman" w:hAnsi="Times New Roman"/>
+          <w:sz w:val="24"/>
+        </w:rPr>
+      </w:pPr>
+      <w:r>
+        <w:rPr>
+          <w:rFonts w:ascii="Times New Roman" w:hAnsi="Times New Roman"/>
+          <w:i/>
+          <w:color w:val="FF0000"/>
+          <w:sz w:val="24"/>
+        </w:rPr>
+        <w:t xml:space="preserve">Священик: </w:t>
+      </w:r>
+      <w:r>
+        <w:rPr>
+          <w:rFonts w:ascii="Times New Roman" w:hAnsi="Times New Roman"/>
+          <w:sz w:val="24"/>
+        </w:rPr>
+        <w:t>Бо твоє є царство, і сила, і слава, Отця, і Сина, і Святого Духа, нині і повсякчас, і на віки вічні.</w:t>
+      </w:r>
+    </w:p>
+    <w:p>
+      <w:pPr>
         <w:rPr>
           <w:rFonts w:ascii="Times New Roman" w:hAnsi="Times New Roman"/>
           <w:sz w:val="24"/>
@@ -8801,46 +8848,31 @@
           <w:rFonts w:ascii="Times New Roman" w:hAnsi="Times New Roman"/>
           <w:sz w:val="24"/>
         </w:rPr>
-        <w:t>Амінь. Слава тобі, Боже наш, слава тобі.</w:t>
-      </w:r>
-    </w:p>
-    <w:p>
-      <w:pPr>
-        <w:rPr>
-          <w:rFonts w:ascii="Times New Roman" w:hAnsi="Times New Roman"/>
-          <w:sz w:val="24"/>
-        </w:rPr>
-      </w:pPr>
-      <w:r>
-        <w:rPr>
-          <w:rFonts w:ascii="Times New Roman" w:hAnsi="Times New Roman"/>
-          <w:sz w:val="24"/>
-        </w:rPr>
-        <w:t>Царю небесний, утішителю, Душе істини,* що всюди єси і все наповняєш,* скарбе дібр і життя подателю,* прийди і вселися в нас,* і очисти нас від усякої скверни,* і спаси, Благий, душі наші.</w:t>
-      </w:r>
-    </w:p>
-    <w:p>
-      <w:pPr>
-        <w:rPr>
-          <w:rFonts w:ascii="Times New Roman" w:hAnsi="Times New Roman"/>
-          <w:sz w:val="24"/>
-        </w:rPr>
-      </w:pPr>
-      <w:r>
-        <w:rPr>
-          <w:rFonts w:ascii="Times New Roman" w:hAnsi="Times New Roman"/>
-          <w:sz w:val="24"/>
-        </w:rPr>
-        <w:t xml:space="preserve">Святий Боже, святий Кріпкий, святий Безсмертний, помилуй нас </w:t>
-      </w:r>
-      <w:r>
-        <w:rPr>
-          <w:rFonts w:ascii="Times New Roman" w:hAnsi="Times New Roman"/>
-          <w:i/>
-          <w:color w:val="FF0000"/>
-          <w:sz w:val="24"/>
-        </w:rPr>
-        <w:t>(3 р.)</w:t>
+        <w:t>Амінь.</w:t>
+      </w:r>
+    </w:p>
+    <w:p>
+      <w:pPr>
+        <w:rPr>
+          <w:rFonts w:ascii="Times New Roman" w:hAnsi="Times New Roman"/>
+          <w:sz w:val="24"/>
+        </w:rPr>
+      </w:pPr>
+      <w:r>
+        <w:rPr>
+          <w:rFonts w:ascii="Times New Roman" w:hAnsi="Times New Roman"/>
+          <w:sz w:val="24"/>
+        </w:rPr>
+        <w:t xml:space="preserve">Господи, помилуй </w:t>
+      </w:r>
+      <w:r>
+        <w:rPr>
+          <w:rFonts w:ascii="Times New Roman" w:hAnsi="Times New Roman"/>
+          <w:i/>
+          <w:color w:val="FF0000"/>
+          <w:sz w:val="24"/>
+        </w:rPr>
+        <w:t>(12 р.)</w:t>
       </w:r>
       <w:r>
         <w:rPr>
@@ -8867,218 +8899,41 @@
     </w:p>
     <w:p>
       <w:pPr>
-        <w:rPr>
-          <w:rFonts w:ascii="Times New Roman" w:hAnsi="Times New Roman"/>
-          <w:sz w:val="24"/>
-        </w:rPr>
-      </w:pPr>
-      <w:r>
-        <w:rPr>
-          <w:rFonts w:ascii="Times New Roman" w:hAnsi="Times New Roman"/>
-          <w:sz w:val="24"/>
-        </w:rPr>
-        <w:t>Пресвята Тройце, помилуй нас;* Господи, очисти гріхи наші;* Владико, прости беззаконня наші;* Святий, завітай і зціли немочі наші імени твого ради.</w:t>
-      </w:r>
-    </w:p>
-    <w:p>
-      <w:pPr>
-        <w:rPr>
-          <w:rFonts w:ascii="Times New Roman" w:hAnsi="Times New Roman"/>
-          <w:sz w:val="24"/>
-        </w:rPr>
-      </w:pPr>
-      <w:r>
-        <w:rPr>
-          <w:rFonts w:ascii="Times New Roman" w:hAnsi="Times New Roman"/>
-          <w:sz w:val="24"/>
-        </w:rPr>
-        <w:t xml:space="preserve">Господи, помилуй </w:t>
-      </w:r>
-      <w:r>
-        <w:rPr>
-          <w:rFonts w:ascii="Times New Roman" w:hAnsi="Times New Roman"/>
-          <w:i/>
-          <w:color w:val="FF0000"/>
-          <w:sz w:val="24"/>
-        </w:rPr>
-        <w:t>(3 р.)</w:t>
-      </w:r>
-      <w:r>
-        <w:rPr>
-          <w:rFonts w:ascii="Times New Roman" w:hAnsi="Times New Roman"/>
-          <w:sz w:val="24"/>
-        </w:rPr>
-        <w:t>.</w:t>
-      </w:r>
-    </w:p>
-    <w:p>
-      <w:pPr>
-        <w:rPr>
-          <w:rFonts w:ascii="Times New Roman" w:hAnsi="Times New Roman"/>
-          <w:sz w:val="24"/>
-        </w:rPr>
-      </w:pPr>
-      <w:r>
-        <w:rPr>
-          <w:rFonts w:ascii="Times New Roman" w:hAnsi="Times New Roman"/>
-          <w:sz w:val="24"/>
-        </w:rPr>
-        <w:t>Слава Отцю, і Сину, і Святому Духові,* і нині, і повсякчас, і на віки вічні. Амінь.</w:t>
-      </w:r>
-    </w:p>
-    <w:p>
-      <w:pPr>
-        <w:rPr>
-          <w:rFonts w:ascii="Times New Roman" w:hAnsi="Times New Roman"/>
-          <w:sz w:val="24"/>
-        </w:rPr>
-      </w:pPr>
-      <w:r>
-        <w:rPr>
-          <w:rFonts w:ascii="Times New Roman" w:hAnsi="Times New Roman"/>
-          <w:sz w:val="24"/>
-        </w:rPr>
-        <w:t>Отче наш, що єси на небесах,* нехай святиться ім’я твоє,* нехай прийде царство твоє,* нехай буде воля твоя, як на небі, так і на землі.* Хліб наш насущний дай нам сьогодні,* і прости нам провини наші,* як і ми прощаємо винуватцям нашим,* і не введи нас у спокусу,* але визволи нас від лукавого.</w:t>
-      </w:r>
-    </w:p>
-    <w:p>
-      <w:pPr>
-        <w:rPr>
-          <w:rFonts w:ascii="Times New Roman" w:hAnsi="Times New Roman"/>
-          <w:sz w:val="24"/>
-        </w:rPr>
-      </w:pPr>
-      <w:r>
-        <w:rPr>
-          <w:rFonts w:ascii="Times New Roman" w:hAnsi="Times New Roman"/>
-          <w:i/>
-          <w:color w:val="FF0000"/>
-          <w:sz w:val="24"/>
-        </w:rPr>
-        <w:t xml:space="preserve">Священик: </w:t>
-      </w:r>
-      <w:r>
-        <w:rPr>
-          <w:rFonts w:ascii="Times New Roman" w:hAnsi="Times New Roman"/>
-          <w:sz w:val="24"/>
-        </w:rPr>
-        <w:t>Бо твоє є царство, і сила, і слава, Отця, і Сина, і Святого Духа, нині і повсякчас, і на віки вічні.</w:t>
-      </w:r>
-    </w:p>
-    <w:p>
-      <w:pPr>
-        <w:rPr>
-          <w:rFonts w:ascii="Times New Roman" w:hAnsi="Times New Roman"/>
-          <w:sz w:val="24"/>
-        </w:rPr>
-      </w:pPr>
-      <w:r>
-        <w:rPr>
-          <w:rFonts w:ascii="Times New Roman" w:hAnsi="Times New Roman"/>
-          <w:i/>
-          <w:color w:val="FF0000"/>
-          <w:sz w:val="24"/>
-        </w:rPr>
-        <w:t xml:space="preserve">Вірні: </w:t>
-      </w:r>
-      <w:r>
-        <w:rPr>
-          <w:rFonts w:ascii="Times New Roman" w:hAnsi="Times New Roman"/>
-          <w:sz w:val="24"/>
-        </w:rPr>
-        <w:t>Амінь.</w:t>
-      </w:r>
-    </w:p>
-    <w:p>
-      <w:pPr>
-        <w:rPr>
-          <w:rFonts w:ascii="Times New Roman" w:hAnsi="Times New Roman"/>
-          <w:sz w:val="24"/>
-        </w:rPr>
-      </w:pPr>
-      <w:r>
-        <w:rPr>
-          <w:rFonts w:ascii="Times New Roman" w:hAnsi="Times New Roman"/>
-          <w:sz w:val="24"/>
-        </w:rPr>
-        <w:t xml:space="preserve">Господи, помилуй </w:t>
-      </w:r>
-      <w:r>
-        <w:rPr>
-          <w:rFonts w:ascii="Times New Roman" w:hAnsi="Times New Roman"/>
-          <w:i/>
-          <w:color w:val="FF0000"/>
-          <w:sz w:val="24"/>
-        </w:rPr>
-        <w:t>(12 р.)</w:t>
-      </w:r>
-      <w:r>
-        <w:rPr>
-          <w:rFonts w:ascii="Times New Roman" w:hAnsi="Times New Roman"/>
-          <w:sz w:val="24"/>
-        </w:rPr>
-        <w:t>.</w:t>
-      </w:r>
-    </w:p>
-    <w:p>
-      <w:pPr>
-        <w:rPr>
-          <w:rFonts w:ascii="Times New Roman" w:hAnsi="Times New Roman"/>
-          <w:sz w:val="24"/>
-        </w:rPr>
-      </w:pPr>
-      <w:r>
-        <w:rPr>
-          <w:rFonts w:ascii="Times New Roman" w:hAnsi="Times New Roman"/>
-          <w:sz w:val="24"/>
-        </w:rPr>
-        <w:t>Слава Отцю, і Сину, і Святому Духові,* і нині, і повсякчас, і на віки вічні. Амінь.</w:t>
-      </w:r>
-    </w:p>
-    <w:p>
-      <w:pPr>
-        <w:rPr>
-          <w:rFonts w:ascii="Times New Roman" w:hAnsi="Times New Roman"/>
-          <w:sz w:val="24"/>
-        </w:rPr>
-      </w:pPr>
-      <w:r>
-        <w:rPr>
-          <w:rFonts w:ascii="Times New Roman" w:hAnsi="Times New Roman"/>
-          <w:sz w:val="24"/>
-        </w:rPr>
-        <w:t>Прийдіте, поклонімся* Цареві нашому Богу.</w:t>
-      </w:r>
-    </w:p>
-    <w:p>
-      <w:pPr>
-        <w:rPr>
-          <w:rFonts w:ascii="Times New Roman" w:hAnsi="Times New Roman"/>
-          <w:sz w:val="24"/>
-        </w:rPr>
-      </w:pPr>
-      <w:r>
-        <w:rPr>
-          <w:rFonts w:ascii="Times New Roman" w:hAnsi="Times New Roman"/>
-          <w:sz w:val="24"/>
-        </w:rPr>
-        <w:t>Прийдіте, поклонімся* Христові, Цареві нашому Богу.</w:t>
-      </w:r>
-    </w:p>
-    <w:p>
-      <w:pPr>
-        <w:rPr>
-          <w:rFonts w:ascii="Times New Roman" w:hAnsi="Times New Roman"/>
-          <w:sz w:val="24"/>
-          <w:szCs w:val="32"/>
-        </w:rPr>
-      </w:pPr>
-      <w:r>
-        <w:rPr>
-          <w:rFonts w:ascii="Times New Roman" w:hAnsi="Times New Roman"/>
-          <w:sz w:val="24"/>
-        </w:rPr>
-        <w:t>Прийдіте, поклонімся і припадім* до самого Господа Ісуса Христа, Царя і Бога нашого.</w:t>
+        <w:spacing w:after="120"/>
+        <w:jc w:val="both"/>
+      </w:pPr>
+      <w:r>
+        <w:rPr>
+          <w:rFonts w:ascii="Times New Roman" w:hAnsi="Times New Roman"/>
+          <w:sz w:val="24"/>
+        </w:rPr>
+        <w:t>Прийді́те, поклоні́мся* царе́ві на́шому – Бо́гу.</w:t>
+      </w:r>
+    </w:p>
+    <w:p>
+      <w:pPr>
+        <w:spacing w:after="120"/>
+        <w:jc w:val="both"/>
+      </w:pPr>
+      <w:r>
+        <w:rPr>
+          <w:rFonts w:ascii="Times New Roman" w:hAnsi="Times New Roman"/>
+          <w:sz w:val="24"/>
+        </w:rPr>
+        <w:t>Прийді́те, поклоні́мся* Христо́ві, царе́ві на́шому – Бо́гу.</w:t>
+      </w:r>
+    </w:p>
+    <w:p>
+      <w:pPr>
+        <w:spacing w:after="120"/>
+        <w:jc w:val="both"/>
+      </w:pPr>
+      <w:r>
+        <w:rPr>
+          <w:rFonts w:ascii="Times New Roman" w:hAnsi="Times New Roman"/>
+          <w:sz w:val="24"/>
+        </w:rPr>
+        <w:t>Прийді́те, поклоні́мся і припаді́м* до само́го Го́спода Ісу́са Христа́ – царя́ і Бо́га на́шого.</w:t>
       </w:r>
     </w:p>
     <w:p>
@@ -9845,17 +9700,15 @@
     </w:p>
     <w:p>
       <w:pPr>
-        <w:rPr>
-          <w:rFonts w:ascii="Times New Roman" w:hAnsi="Times New Roman"/>
-          <w:sz w:val="24"/>
-        </w:rPr>
-      </w:pPr>
-      <w:r>
-        <w:rPr>
-          <w:rFonts w:ascii="Times New Roman" w:hAnsi="Times New Roman"/>
-          <w:sz w:val="24"/>
-        </w:rPr>
-        <w:t xml:space="preserve">Господи, помилуй </w:t>
+        <w:spacing w:after="120"/>
+        <w:jc w:val="both"/>
+      </w:pPr>
+      <w:r>
+        <w:rPr>
+          <w:rFonts w:ascii="Times New Roman" w:hAnsi="Times New Roman"/>
+          <w:sz w:val="24"/>
+        </w:rPr>
+        <w:t xml:space="preserve">Господи, помилуй. </w:t>
       </w:r>
       <w:r>
         <w:rPr>
@@ -9865,13 +9718,6 @@
           <w:sz w:val="24"/>
         </w:rPr>
         <w:t>(3 р.)</w:t>
-      </w:r>
-      <w:r>
-        <w:rPr>
-          <w:rFonts w:ascii="Times New Roman" w:hAnsi="Times New Roman"/>
-          <w:sz w:val="24"/>
-        </w:rPr>
-        <w:t>.</w:t>
       </w:r>
     </w:p>
     <w:p>
@@ -10061,7 +9907,7 @@
         <w:rPr>
           <w:lang w:val="uk-UA"/>
         </w:rPr>
-        <w:t> Щоб сподобилися ми слухання святого євангелія, Господа Бога молім.</w:t>
+        <w:t xml:space="preserve"> Щоб сподобилися ми слухання святого євангелія, Господа Бога молім.</w:t>
       </w:r>
     </w:p>
     <w:p>
@@ -10086,7 +9932,7 @@
         <w:rPr>
           <w:lang w:val="uk-UA"/>
         </w:rPr>
-        <w:t> Господи, помилуй (3).</w:t>
+        <w:t xml:space="preserve"> Господи, помилуй (3).</w:t>
       </w:r>
     </w:p>
     <w:p>
@@ -10111,7 +9957,7 @@
         <w:rPr>
           <w:lang w:val="uk-UA"/>
         </w:rPr>
-        <w:t> Мир всім.</w:t>
+        <w:t xml:space="preserve"> Мир всім.</w:t>
       </w:r>
     </w:p>
     <w:p>
@@ -10136,7 +9982,7 @@
         <w:rPr>
           <w:lang w:val="uk-UA"/>
         </w:rPr>
-        <w:t> І духові твоєму.</w:t>
+        <w:t xml:space="preserve"> І духові твоєму.</w:t>
       </w:r>
     </w:p>
     <w:p>
@@ -10161,7 +10007,7 @@
         <w:rPr>
           <w:lang w:val="uk-UA"/>
         </w:rPr>
-        <w:t> Премудрість, прості, вислухаймо святого Євангелія.</w:t>
+        <w:t xml:space="preserve"> Премудрість, прості, вислухаймо святого Євангелія.</w:t>
       </w:r>
     </w:p>
     <w:p>
@@ -10186,7 +10032,7 @@
         <w:rPr>
           <w:lang w:val="uk-UA"/>
         </w:rPr>
-        <w:t> Від Луки святого Євангелія читання.</w:t>
+        <w:t xml:space="preserve"> Від Луки святого Євангелія читання.</w:t>
       </w:r>
     </w:p>
     <w:p>
@@ -10211,7 +10057,7 @@
         <w:rPr>
           <w:lang w:val="uk-UA"/>
         </w:rPr>
-        <w:t> Слава Тобі, Господи, слава Тобі.</w:t>
+        <w:t xml:space="preserve"> Слава Тобі, Господи, слава Тобі.</w:t>
       </w:r>
     </w:p>
     <w:p>
@@ -10237,7 +10083,7 @@
         <w:rPr>
           <w:lang w:val="uk-UA"/>
         </w:rPr>
-        <w:t> Будьмо уважні.</w:t>
+        <w:t xml:space="preserve"> Будьмо уважні.</w:t>
       </w:r>
     </w:p>
     <w:p>
@@ -10445,8 +10291,7 @@
         <w:rPr>
           <w:lang w:val="uk-UA"/>
         </w:rPr>
-        <w:lastRenderedPageBreak/>
-        <w:t>Дай звіт про твоє управління, бо ти не можеш більше рядити. І почав управитель міркувати: Що мені робити, бож пан мій в мене відбирає управління? Копати землю? Сил не маю. Просити? Соромлюся. Знаю, що зроблю щоб, коли буду скинутий з управління, прийняли мене до себе. Покликав він одного по однім довжників свого пана й до першого промовив: Скільки ти винен панові моєму? Сто мір оливи, -відповів той. А він сказав до нього: Візьми твою розписку та сядь і напиши швидко п'ятдесят. Потім до другого промовив: А ти скільки то винен? - Сто корців пшениці, відповів той. - Візьми твою розписку, напиши вісімдесят. І похвалив пан нечесного управителя за те, що той вчинив мудро, бо діти цього світу мудріші, в їхньому роді, від дітей світла. І я кажу вам: Придбайте собі друзів мамоною неправою, щоб коли її не стане, вас прийняли в намети вічні. Хто вірний у найменшім, той і в великому вірний; а хто нечесний у найменшім, той і в великому нечесний. Коли ви, отже, з неправними грішми не були вірні, то хто довірить вам добро правдиве? І коли ви в чужім добрі не були вірні, хто вам дасть ваше? Жадний слуга не може двом панам служити, бо він або одного зненавидить, а другого полюбить, або буде триматися одного, а другим понехтує. Не можете служити Богові й мамоні.” Чули все це фарисеї, які любили гроші, і насміхалися з нього. А він до них промовив: “Ви видаєте себе за праведних перед людьми, але Бог знає серця ваші; бо що в людей високе - осоружне Богові. Закон і пророки були до Йоана; відтоді благовіститься Царство Боже, і кожен з трудом увіходить до нього. Легше минутися небу й землі, ніж одній рисці пропасти з закону. Кожний, хто відпускає свою жінку й одружується з іншою, чинить перелюб; і той, хто одружується з розведеною з чоловіком, чинить перелюб. Був один чоловік багатий, що одягавсь у кармазин та вісон та бенкетував щодня розкішне. Убогий же якийсь, на ім'я Лазар, лежав у нього при воротях, увесь струпами вкритий; він бажав насититися тим, що падало в багатого зо столу; ба навіть пси приходили й лизали рани його. Та сталося, що помер убогий, і ангели занесли його на лоно Авраама. Помер також багатий, і його поховали. В аді, терплячи тяжкі муки, зняв він очі й побачив здалека Авраама та Лазаря на його лоні, і він закричав уголос: Отче Аврааме, змилуйся надо мною і пошли Лазаря, нехай умочить у воду кінець пальця свого й прохолодить язик мій, бо я мучуся в полум'ї цім. Авраам же промовив: Згадай, мій сину, що ти одержав твої блага за життя свого, так само, як і Лазар свої лиха. Отже, тепер він тішиться тут, а ти мучишся. А крім того всього між нами й вами вирита велика пропасть, тож ті, що хотіли б перейти звідси до вас, не можуть; ані звідти до нас не переходять. Отче, сказав багатий, благаю ж тебе, пошли його в дім батька мого; я маю п'ять братів, нехай він їм скаже, щоб і вони також не прийшли в це місце муки. 29. Авраам мовив: Мають Мойсея і пророків; нехай їх слухають. Той відповів: Ні, отче Аврааме, але коли до них прийде хто з мертвих, вони покаються. А той відозвавсь до нього: Як вони не слухають Мойсея і пророків, то навіть коли хто воскресне з мертвих, не повірять.” </w:t>
+        <w:t xml:space="preserve">Дай звіт про твоє управління, бо ти не можеш більше рядити. І почав управитель міркувати: Що мені робити, бож пан мій в мене відбирає управління? Копати землю? Сил не маю. Просити? Соромлюся. Знаю, що зроблю щоб, коли буду скинутий з управління, прийняли мене до себе. Покликав він одного по однім довжників свого пана й до першого промовив: Скільки ти винен панові моєму? Сто мір оливи, -відповів той. А він сказав до нього: Візьми твою розписку та сядь і напиши швидко п'ятдесят. Потім до другого промовив: А ти скільки то винен? - Сто корців пшениці, відповів той. - Візьми твою розписку, напиши вісімдесят. І похвалив пан нечесного управителя за те, що той вчинив мудро, бо діти цього світу мудріші, в їхньому роді, від дітей світла. І я кажу вам: Придбайте собі друзів мамоною неправою, щоб коли її не стане, вас прийняли в намети вічні. Хто вірний у найменшім, той і в великому вірний; а хто нечесний у найменшім, той і в великому нечесний. Коли ви, отже, з неправними грішми не були вірні, то хто довірить вам добро правдиве? І коли ви в чужім добрі не були вірні, хто вам дасть ваше? Жадний слуга не може двом панам служити, бо він або одного зненавидить, а другого полюбить, або буде триматися одного, а другим понехтує. Не можете служити Богові й мамоні.” Чули все це фарисеї, які любили гроші, і насміхалися з нього. А він до них промовив: “Ви видаєте себе за праведних перед людьми, але Бог знає серця ваші; бо що в людей високе - осоружне Богові. Закон і пророки були до Йоана; відтоді благовіститься Царство Боже, і кожен з трудом увіходить до нього. Легше минутися небу й землі, ніж одній рисці пропасти з закону. Кожний, хто відпускає свою жінку й одружується з іншою, чинить перелюб; і той, хто одружується з розведеною з чоловіком, чинить перелюб. Був один чоловік багатий, що одягавсь у кармазин та вісон та бенкетував щодня розкішне. Убогий же якийсь, на ім'я Лазар, лежав у нього при воротях, увесь струпами вкритий; він бажав насититися тим, що падало в багатого зо столу; ба навіть пси приходили й лизали рани його. Та сталося, що помер убогий, і ангели занесли його на лоно Авраама. Помер також багатий, і його поховали. В аді, терплячи тяжкі муки, зняв він очі й побачив здалека Авраама та Лазаря на його лоні, і він закричав уголос: Отче Аврааме, змилуйся надо мною і пошли Лазаря, нехай умочить у воду кінець пальця свого й прохолодить язик мій, бо я мучуся в полум'ї цім. Авраам же промовив: Згадай, мій сину, що ти одержав твої блага за життя свого, так само, як і Лазар свої лиха. Отже, тепер він тішиться тут, а ти мучишся. А крім того всього між нами й вами вирита велика пропасть, тож ті, що хотіли б перейти звідси до вас, не можуть; ані звідти до нас не переходять. Отче, сказав багатий, благаю ж тебе, пошли його в дім батька мого; я маю п'ять братів, нехай він їм скаже, щоб і вони також не прийшли в це місце муки. 29. Авраам мовив: Мають Мойсея і пророків; нехай їх слухають. Той відповів: Ні, отче Аврааме, але коли до них прийде хто з мертвих, вони покаються. А той відозвавсь до нього: Як вони не слухають Мойсея і пророків, то навіть коли хто воскресне з мертвих, не повірять.” </w:t>
       </w:r>
       <w:r>
         <w:rPr>
@@ -10481,7 +10326,7 @@
         <w:rPr>
           <w:lang w:val="uk-UA"/>
         </w:rPr>
-        <w:t> Слава Тобі, Господи, слава Тобі.</w:t>
+        <w:t xml:space="preserve"> Слава Тобі, Господи, слава Тобі.</w:t>
       </w:r>
     </w:p>
     <w:p>
@@ -10550,17 +10395,15 @@
     </w:p>
     <w:p>
       <w:pPr>
-        <w:rPr>
-          <w:rFonts w:ascii="Times New Roman" w:hAnsi="Times New Roman"/>
-          <w:sz w:val="24"/>
-        </w:rPr>
-      </w:pPr>
-      <w:r>
-        <w:rPr>
-          <w:rFonts w:ascii="Times New Roman" w:hAnsi="Times New Roman"/>
-          <w:sz w:val="24"/>
-        </w:rPr>
-        <w:t xml:space="preserve">Святий Боже, святий Кріпкий, святий Безсмертний, помилуй нас </w:t>
+        <w:spacing w:after="120"/>
+        <w:jc w:val="both"/>
+      </w:pPr>
+      <w:r>
+        <w:rPr>
+          <w:rFonts w:ascii="Times New Roman" w:hAnsi="Times New Roman"/>
+          <w:sz w:val="24"/>
+        </w:rPr>
+        <w:t xml:space="preserve">Святий Боже, святий Кріпкий, святий Безсмертний, помилуй нас. </w:t>
       </w:r>
       <w:r>
         <w:rPr>
@@ -10571,13 +10414,6 @@
         </w:rPr>
         <w:t>(3 р.)</w:t>
       </w:r>
-      <w:r>
-        <w:rPr>
-          <w:rFonts w:ascii="Times New Roman" w:hAnsi="Times New Roman"/>
-          <w:sz w:val="24"/>
-        </w:rPr>
-        <w:t>.</w:t>
-      </w:r>
     </w:p>
     <w:p>
       <w:pPr>
@@ -10611,17 +10447,15 @@
     </w:p>
     <w:p>
       <w:pPr>
-        <w:rPr>
-          <w:rFonts w:ascii="Times New Roman" w:hAnsi="Times New Roman"/>
-          <w:sz w:val="24"/>
-        </w:rPr>
-      </w:pPr>
-      <w:r>
-        <w:rPr>
-          <w:rFonts w:ascii="Times New Roman" w:hAnsi="Times New Roman"/>
-          <w:sz w:val="24"/>
-        </w:rPr>
-        <w:t xml:space="preserve">Господи, помилуй </w:t>
+        <w:spacing w:after="120"/>
+        <w:jc w:val="both"/>
+      </w:pPr>
+      <w:r>
+        <w:rPr>
+          <w:rFonts w:ascii="Times New Roman" w:hAnsi="Times New Roman"/>
+          <w:sz w:val="24"/>
+        </w:rPr>
+        <w:t xml:space="preserve">Господи, помилуй. </w:t>
       </w:r>
       <w:r>
         <w:rPr>
@@ -10631,13 +10465,6 @@
           <w:sz w:val="24"/>
         </w:rPr>
         <w:t>(3 р.)</w:t>
-      </w:r>
-      <w:r>
-        <w:rPr>
-          <w:rFonts w:ascii="Times New Roman" w:hAnsi="Times New Roman"/>
-          <w:sz w:val="24"/>
-        </w:rPr>
-        <w:t>.</w:t>
       </w:r>
     </w:p>
     <w:p>
@@ -10791,17 +10618,15 @@
     </w:p>
     <w:p>
       <w:pPr>
-        <w:rPr>
-          <w:rFonts w:ascii="Times New Roman" w:hAnsi="Times New Roman"/>
-          <w:sz w:val="24"/>
-        </w:rPr>
-      </w:pPr>
-      <w:r>
-        <w:rPr>
-          <w:rFonts w:ascii="Times New Roman" w:hAnsi="Times New Roman"/>
-          <w:sz w:val="24"/>
-        </w:rPr>
-        <w:t xml:space="preserve">Господи, помилуй </w:t>
+        <w:spacing w:after="120"/>
+        <w:jc w:val="both"/>
+      </w:pPr>
+      <w:r>
+        <w:rPr>
+          <w:rFonts w:ascii="Times New Roman" w:hAnsi="Times New Roman"/>
+          <w:sz w:val="24"/>
+        </w:rPr>
+        <w:t xml:space="preserve">Господи, помилуй. </w:t>
       </w:r>
       <w:r>
         <w:rPr>
@@ -10812,13 +10637,6 @@
         </w:rPr>
         <w:t>(3 р.)</w:t>
       </w:r>
-      <w:r>
-        <w:rPr>
-          <w:rFonts w:ascii="Times New Roman" w:hAnsi="Times New Roman"/>
-          <w:sz w:val="24"/>
-        </w:rPr>
-        <w:t>.</w:t>
-      </w:r>
     </w:p>
     <w:p>
       <w:pPr>
@@ -11048,23 +10866,32 @@
     <w:bookmarkEnd w:id="2"/>
     <w:p>
       <w:pPr>
-        <w:rPr>
-          <w:rFonts w:ascii="Times New Roman" w:hAnsi="Times New Roman"/>
-          <w:i/>
-          <w:iCs/>
-          <w:color w:val="FF0000"/>
-          <w:sz w:val="24"/>
-        </w:rPr>
-      </w:pPr>
-      <w:r>
-        <w:rPr>
-          <w:rFonts w:ascii="Times New Roman" w:hAnsi="Times New Roman"/>
-          <w:i/>
-          <w:iCs/>
-          <w:color w:val="FF0000"/>
-          <w:sz w:val="24"/>
-        </w:rPr>
-        <w:t>І знову: молитва св. Єфрема і доземний поклін.</w:t>
+        <w:spacing w:after="120"/>
+      </w:pPr>
+      <w:r>
+        <w:rPr>
+          <w:rFonts w:ascii="Times New Roman" w:hAnsi="Times New Roman"/>
+          <w:color w:val="303030"/>
+          <w:sz w:val="24"/>
+        </w:rPr>
+        <w:t xml:space="preserve">Го́споди і Влади́ко життя́ мого́! Духа ліни́вства, недбайли́вости, властолю́б'я і пустомо́вства віджени́ від ме́не. Ду́ха чистоти́, поко́ри, терпели́вости й любо́ви дару́й мені, </w:t>
+      </w:r>
+      <w:r>
+        <w:rPr>
+          <w:rFonts w:ascii="Times New Roman" w:hAnsi="Times New Roman"/>
+          <w:color w:val="303030"/>
+          <w:sz w:val="24"/>
+        </w:rPr>
+        <w:t xml:space="preserve">слузі́ Твоє́му. Так, Го́споди, Ца́рю! Дай мені́ ба́чити гріхи́ мої́ і не осу́джувати бра́та мого́, бо Ти благослове́нний на ві́ки вікі́в. Амі́нь. </w:t>
+      </w:r>
+      <w:r>
+        <w:rPr>
+          <w:rFonts w:ascii="Times New Roman" w:hAnsi="Times New Roman"/>
+          <w:i/>
+          <w:color w:val="FF3333"/>
+          <w:sz w:val="24"/>
+        </w:rPr>
+        <w:t>(Доземний поклін)</w:t>
       </w:r>
     </w:p>
     <w:p>
@@ -11088,17 +10915,15 @@
     </w:p>
     <w:p>
       <w:pPr>
-        <w:rPr>
-          <w:rFonts w:ascii="Times New Roman" w:hAnsi="Times New Roman"/>
-          <w:sz w:val="24"/>
-        </w:rPr>
-      </w:pPr>
-      <w:r>
-        <w:rPr>
-          <w:rFonts w:ascii="Times New Roman" w:hAnsi="Times New Roman"/>
-          <w:sz w:val="24"/>
-        </w:rPr>
-        <w:t xml:space="preserve">Святий Боже, святий Кріпкий, святий Безсмертний, помилуй нас </w:t>
+        <w:spacing w:after="120"/>
+        <w:jc w:val="both"/>
+      </w:pPr>
+      <w:r>
+        <w:rPr>
+          <w:rFonts w:ascii="Times New Roman" w:hAnsi="Times New Roman"/>
+          <w:sz w:val="24"/>
+        </w:rPr>
+        <w:t xml:space="preserve">Святий Боже, святий Кріпкий, святий Безсмертний, помилуй нас. </w:t>
       </w:r>
       <w:r>
         <w:rPr>
@@ -11108,13 +10933,6 @@
           <w:sz w:val="24"/>
         </w:rPr>
         <w:t>(3 р.)</w:t>
-      </w:r>
-      <w:r>
-        <w:rPr>
-          <w:rFonts w:ascii="Times New Roman" w:hAnsi="Times New Roman"/>
-          <w:sz w:val="24"/>
-        </w:rPr>
-        <w:t>.</w:t>
       </w:r>
     </w:p>
     <w:p>
@@ -11150,17 +10968,15 @@
     </w:p>
     <w:p>
       <w:pPr>
-        <w:rPr>
-          <w:rFonts w:ascii="Times New Roman" w:hAnsi="Times New Roman"/>
-          <w:sz w:val="24"/>
-        </w:rPr>
-      </w:pPr>
-      <w:r>
-        <w:rPr>
-          <w:rFonts w:ascii="Times New Roman" w:hAnsi="Times New Roman"/>
-          <w:sz w:val="24"/>
-        </w:rPr>
-        <w:t xml:space="preserve">Господи, помилуй </w:t>
+        <w:spacing w:after="120"/>
+        <w:jc w:val="both"/>
+      </w:pPr>
+      <w:r>
+        <w:rPr>
+          <w:rFonts w:ascii="Times New Roman" w:hAnsi="Times New Roman"/>
+          <w:sz w:val="24"/>
+        </w:rPr>
+        <w:t xml:space="preserve">Господи, помилуй. </w:t>
       </w:r>
       <w:r>
         <w:rPr>
@@ -11171,13 +10987,6 @@
         </w:rPr>
         <w:t>(3 р.)</w:t>
       </w:r>
-      <w:r>
-        <w:rPr>
-          <w:rFonts w:ascii="Times New Roman" w:hAnsi="Times New Roman"/>
-          <w:sz w:val="24"/>
-        </w:rPr>
-        <w:t>.</w:t>
-      </w:r>
     </w:p>
     <w:p>
       <w:pPr>
@@ -11327,26 +11136,32 @@
     </w:p>
     <w:p>
       <w:pPr>
-        <w:rPr>
-          <w:rFonts w:ascii="Times New Roman" w:hAnsi="Times New Roman"/>
-          <w:sz w:val="24"/>
-        </w:rPr>
-      </w:pPr>
-      <w:r>
-        <w:rPr>
-          <w:rFonts w:ascii="Times New Roman" w:hAnsi="Times New Roman"/>
-          <w:i/>
-          <w:color w:val="FF0000"/>
-          <w:sz w:val="24"/>
-        </w:rPr>
-        <w:t xml:space="preserve">Священик: </w:t>
-      </w:r>
-      <w:r>
-        <w:rPr>
-          <w:rFonts w:ascii="Times New Roman" w:hAnsi="Times New Roman"/>
-          <w:sz w:val="24"/>
-        </w:rPr>
-        <w:t>Слава тобі, Христе Боже, надіє наша, слава тобі!</w:t>
+        <w:spacing w:after="120"/>
+        <w:jc w:val="both"/>
+      </w:pPr>
+      <w:r>
+        <w:rPr>
+          <w:rFonts w:ascii="Times New Roman" w:hAnsi="Times New Roman"/>
+          <w:i/>
+          <w:color w:val="FF0000"/>
+          <w:sz w:val="24"/>
+        </w:rPr>
+        <w:t>Священик:</w:t>
+      </w:r>
+      <w:r>
+        <w:rPr>
+          <w:rFonts w:ascii="Times New Roman" w:hAnsi="Times New Roman"/>
+          <w:color w:val="FF0000"/>
+          <w:sz w:val="24"/>
+        </w:rPr>
+        <w:t xml:space="preserve"> </w:t>
+      </w:r>
+      <w:r>
+        <w:rPr>
+          <w:rFonts w:ascii="Times New Roman" w:hAnsi="Times New Roman"/>
+          <w:sz w:val="24"/>
+        </w:rPr>
+        <w:t>Слава тобі, Христе Боже, уповання наше, слава тобі!</w:t>
       </w:r>
     </w:p>
     <w:p>
